--- a/refs/ray/ray_releases.docx
+++ b/refs/ray/ray_releases.docx
@@ -2,6 +2,29 @@
 <file path=word/document.xml><?xml version="1.0" encoding="utf-8"?>
 <w:document xmlns:wpc="http://schemas.microsoft.com/office/word/2010/wordprocessingCanvas" xmlns:cx="http://schemas.microsoft.com/office/drawing/2014/chartex" xmlns:cx1="http://schemas.microsoft.com/office/drawing/2015/9/8/chartex" xmlns:cx2="http://schemas.microsoft.com/office/drawing/2015/10/21/chartex" xmlns:cx3="http://schemas.microsoft.com/office/drawing/2016/5/9/chartex" xmlns:cx4="http://schemas.microsoft.com/office/drawing/2016/5/10/chartex" xmlns:cx5="http://schemas.microsoft.com/office/drawing/2016/5/11/chartex" xmlns:cx6="http://schemas.microsoft.com/office/drawing/2016/5/12/chartex" xmlns:cx7="http://schemas.microsoft.com/office/drawing/2016/5/13/chartex" xmlns:cx8="http://schemas.microsoft.com/office/drawing/2016/5/14/chartex" xmlns:mc="http://schemas.openxmlformats.org/markup-compatibility/2006" xmlns:aink="http://schemas.microsoft.com/office/drawing/2016/ink" xmlns:am3d="http://schemas.microsoft.com/office/drawing/2017/model3d" xmlns:o="urn:schemas-microsoft-com:office:office" xmlns:oel="http://schemas.microsoft.com/office/2019/extlst" xmlns:r="http://schemas.openxmlformats.org/officeDocument/2006/relationships" xmlns:m="http://schemas.openxmlformats.org/officeDocument/2006/math" xmlns:v="urn:schemas-microsoft-com:vml" xmlns:wp14="http://schemas.microsoft.com/office/word/2010/wordprocessingDrawing" xmlns:wp="http://schemas.openxmlformats.org/drawingml/2006/wordprocessingDrawing" xmlns:w10="urn:schemas-microsoft-com:office:word" xmlns:w="http://schemas.openxmlformats.org/wordprocessingml/2006/main" xmlns:w14="http://schemas.microsoft.com/office/word/2010/wordml" xmlns:w15="http://schemas.microsoft.com/office/word/2012/wordml" xmlns:w16cei="http://schemas.microsoft.com/office/word/2026/wordml/cei" xmlns:w16cex="http://schemas.microsoft.com/office/word/2018/wordml/cex" xmlns:w16cid="http://schemas.microsoft.com/office/word/2016/wordml/cid" xmlns:w16="http://schemas.microsoft.com/office/word/2018/wordml" xmlns:w16du="http://schemas.microsoft.com/office/word/2023/wordml/word16du" xmlns:w16sdtdh="http://schemas.microsoft.com/office/word/2020/wordml/sdtdatahash" xmlns:w16sdtfl="http://schemas.microsoft.com/office/word/2024/wordml/sdtformatlock" xmlns:w16se="http://schemas.microsoft.com/office/word/2015/wordml/symex" xmlns:wpg="http://schemas.microsoft.com/office/word/2010/wordprocessingGroup" xmlns:wpi="http://schemas.microsoft.com/office/word/2010/wordprocessingInk" xmlns:wne="http://schemas.microsoft.com/office/word/2006/wordml" xmlns:wps="http://schemas.microsoft.com/office/word/2010/wordprocessingShape" mc:Ignorable="w14 w15 w16se w16cid w16 w16cex w16sdtdh w16sdtfl w16du wp14">
   <w:body>
+    <w:p>
+      <w:pPr>
+        <w:spacing w:after="0" w:line="240" w:lineRule="auto"/>
+      </w:pPr>
+      <w:r>
+        <w:fldChar w:fldCharType="begin"/>
+      </w:r>
+      <w:r>
+        <w:instrText>HYPERLINK "https://deanwampler.github.io/"</w:instrText>
+      </w:r>
+      <w:r>
+        <w:fldChar w:fldCharType="separate"/>
+      </w:r>
+      <w:r>
+        <w:rPr>
+          <w:rStyle w:val="Hyperlink"/>
+        </w:rPr>
+        <w:t>Dean Wampler, Ph.D.</w:t>
+      </w:r>
+      <w:r>
+        <w:fldChar w:fldCharType="end"/>
+      </w:r>
+    </w:p>
     <w:p>
       <w:pPr>
         <w:spacing w:after="0" w:line="240" w:lineRule="auto"/>
@@ -472,7 +495,7 @@
       </w:pPr>
       <w:r>
         <w:pict w14:anchorId="51E8B7BB">
-          <v:rect id="_x0000_i1505" style="width:0;height:1.5pt" o:hralign="center" o:hrstd="t" o:hr="t" fillcolor="#a0a0a0" stroked="f"/>
+          <v:rect id="_x0000_i1025" style="width:0;height:1.5pt" o:hralign="center" o:hrstd="t" o:hr="t" fillcolor="#a0a0a0" stroked="f"/>
         </w:pict>
       </w:r>
     </w:p>
@@ -729,7 +752,7 @@
       </w:pPr>
       <w:r>
         <w:pict w14:anchorId="67DD6C27">
-          <v:rect id="_x0000_i1506" style="width:0;height:1.5pt" o:hralign="center" o:hrstd="t" o:hr="t" fillcolor="#a0a0a0" stroked="f"/>
+          <v:rect id="_x0000_i1026" style="width:0;height:1.5pt" o:hralign="center" o:hrstd="t" o:hr="t" fillcolor="#a0a0a0" stroked="f"/>
         </w:pict>
       </w:r>
     </w:p>
@@ -818,7 +841,7 @@
       </w:pPr>
       <w:r>
         <w:pict w14:anchorId="348B1199">
-          <v:rect id="_x0000_i1507" style="width:0;height:1.5pt" o:hralign="center" o:hrstd="t" o:hr="t" fillcolor="#a0a0a0" stroked="f"/>
+          <v:rect id="_x0000_i1027" style="width:0;height:1.5pt" o:hralign="center" o:hrstd="t" o:hr="t" fillcolor="#a0a0a0" stroked="f"/>
         </w:pict>
       </w:r>
     </w:p>
@@ -835,6 +858,7 @@
           <w:b/>
           <w:bCs/>
         </w:rPr>
+        <w:lastRenderedPageBreak/>
         <w:t>State API</w:t>
       </w:r>
     </w:p>
@@ -843,150 +867,647 @@
         <w:spacing w:after="0" w:line="240" w:lineRule="auto"/>
       </w:pPr>
       <w:r>
+        <w:t>New cluster introspection APIs allow querying</w:t>
+      </w:r>
+    </w:p>
+    <w:p>
+      <w:pPr>
+        <w:numPr>
+          <w:ilvl w:val="0"/>
+          <w:numId w:val="3"/>
+        </w:numPr>
+        <w:spacing w:after="0" w:line="240" w:lineRule="auto"/>
+        <w:ind w:left="0" w:firstLine="0"/>
+      </w:pPr>
+      <w:r>
+        <w:t xml:space="preserve">tasks </w:t>
+      </w:r>
+    </w:p>
+    <w:p>
+      <w:pPr>
+        <w:numPr>
+          <w:ilvl w:val="0"/>
+          <w:numId w:val="3"/>
+        </w:numPr>
+        <w:spacing w:after="0" w:line="240" w:lineRule="auto"/>
+        <w:ind w:left="0" w:firstLine="0"/>
+      </w:pPr>
+      <w:r>
+        <w:t xml:space="preserve">actors </w:t>
+      </w:r>
+    </w:p>
+    <w:p>
+      <w:pPr>
+        <w:numPr>
+          <w:ilvl w:val="0"/>
+          <w:numId w:val="3"/>
+        </w:numPr>
+        <w:spacing w:after="0" w:line="240" w:lineRule="auto"/>
+        <w:ind w:left="0" w:firstLine="0"/>
+      </w:pPr>
+      <w:r>
+        <w:t xml:space="preserve">nodes </w:t>
+      </w:r>
+    </w:p>
+    <w:p>
+      <w:pPr>
+        <w:numPr>
+          <w:ilvl w:val="0"/>
+          <w:numId w:val="3"/>
+        </w:numPr>
+        <w:spacing w:after="0" w:line="240" w:lineRule="auto"/>
+        <w:ind w:left="0" w:firstLine="0"/>
+      </w:pPr>
+      <w:r>
+        <w:t xml:space="preserve">jobs </w:t>
+      </w:r>
+    </w:p>
+    <w:p>
+      <w:pPr>
+        <w:numPr>
+          <w:ilvl w:val="0"/>
+          <w:numId w:val="3"/>
+        </w:numPr>
+        <w:spacing w:after="0" w:line="240" w:lineRule="auto"/>
+        <w:ind w:left="0" w:firstLine="0"/>
+      </w:pPr>
+      <w:r>
+        <w:t xml:space="preserve">objects </w:t>
+      </w:r>
+    </w:p>
+    <w:p>
+      <w:pPr>
+        <w:spacing w:after="0" w:line="240" w:lineRule="auto"/>
+      </w:pPr>
+      <w:r>
+        <w:t>without parsing logs.</w:t>
+      </w:r>
+    </w:p>
+    <w:p>
+      <w:pPr>
+        <w:spacing w:after="0" w:line="240" w:lineRule="auto"/>
+      </w:pPr>
+      <w:r>
+        <w:t>Useful for</w:t>
+      </w:r>
+    </w:p>
+    <w:p>
+      <w:pPr>
+        <w:numPr>
+          <w:ilvl w:val="0"/>
+          <w:numId w:val="4"/>
+        </w:numPr>
+        <w:spacing w:after="0" w:line="240" w:lineRule="auto"/>
+        <w:ind w:left="0" w:firstLine="0"/>
+      </w:pPr>
+      <w:r>
+        <w:t xml:space="preserve">monitoring </w:t>
+      </w:r>
+    </w:p>
+    <w:p>
+      <w:pPr>
+        <w:numPr>
+          <w:ilvl w:val="0"/>
+          <w:numId w:val="4"/>
+        </w:numPr>
+        <w:spacing w:after="0" w:line="240" w:lineRule="auto"/>
+        <w:ind w:left="0" w:firstLine="0"/>
+      </w:pPr>
+      <w:r>
+        <w:t xml:space="preserve">dashboards </w:t>
+      </w:r>
+    </w:p>
+    <w:p>
+      <w:pPr>
+        <w:numPr>
+          <w:ilvl w:val="0"/>
+          <w:numId w:val="4"/>
+        </w:numPr>
+        <w:spacing w:after="0" w:line="240" w:lineRule="auto"/>
+        <w:ind w:left="0" w:firstLine="0"/>
+      </w:pPr>
+      <w:r>
+        <w:t xml:space="preserve">debugging </w:t>
+      </w:r>
+    </w:p>
+    <w:p>
+      <w:pPr>
+        <w:numPr>
+          <w:ilvl w:val="0"/>
+          <w:numId w:val="4"/>
+        </w:numPr>
+        <w:spacing w:after="0" w:line="240" w:lineRule="auto"/>
+        <w:ind w:left="0" w:firstLine="0"/>
+      </w:pPr>
+      <w:r>
+        <w:t xml:space="preserve">automation </w:t>
+      </w:r>
+    </w:p>
+    <w:p>
+      <w:pPr>
+        <w:spacing w:after="0" w:line="240" w:lineRule="auto"/>
+      </w:pPr>
+      <w:r>
+        <w:pict w14:anchorId="562EF6F8">
+          <v:rect id="_x0000_i1028" style="width:0;height:1.5pt" o:hralign="center" o:hrstd="t" o:hr="t" fillcolor="#a0a0a0" stroked="f"/>
+        </w:pict>
+      </w:r>
+    </w:p>
+    <w:p>
+      <w:pPr>
+        <w:spacing w:after="0" w:line="240" w:lineRule="auto"/>
+        <w:rPr>
+          <w:b/>
+          <w:bCs/>
+        </w:rPr>
+      </w:pPr>
+      <w:r>
+        <w:rPr>
+          <w:b/>
+          <w:bCs/>
+        </w:rPr>
+        <w:t>Job Submission API</w:t>
+      </w:r>
+    </w:p>
+    <w:p>
+      <w:pPr>
+        <w:spacing w:after="0" w:line="240" w:lineRule="auto"/>
+      </w:pPr>
+      <w:r>
+        <w:t>Instead of SSH:</w:t>
+      </w:r>
+    </w:p>
+    <w:p>
+      <w:pPr>
+        <w:spacing w:after="0" w:line="240" w:lineRule="auto"/>
+      </w:pPr>
+      <w:r>
+        <w:t>ray job submit</w:t>
+      </w:r>
+    </w:p>
+    <w:p>
+      <w:pPr>
+        <w:spacing w:after="0" w:line="240" w:lineRule="auto"/>
+      </w:pPr>
+      <w:r>
+        <w:t>Users can submit distributed jobs remotely.</w:t>
+      </w:r>
+    </w:p>
+    <w:p>
+      <w:pPr>
+        <w:spacing w:after="0" w:line="240" w:lineRule="auto"/>
+      </w:pPr>
+      <w:r>
+        <w:t>Useful for</w:t>
+      </w:r>
+    </w:p>
+    <w:p>
+      <w:pPr>
+        <w:numPr>
+          <w:ilvl w:val="0"/>
+          <w:numId w:val="5"/>
+        </w:numPr>
+        <w:spacing w:after="0" w:line="240" w:lineRule="auto"/>
+        <w:ind w:left="0" w:firstLine="0"/>
+      </w:pPr>
+      <w:r>
+        <w:t xml:space="preserve">CI/CD </w:t>
+      </w:r>
+    </w:p>
+    <w:p>
+      <w:pPr>
+        <w:numPr>
+          <w:ilvl w:val="0"/>
+          <w:numId w:val="5"/>
+        </w:numPr>
+        <w:spacing w:after="0" w:line="240" w:lineRule="auto"/>
+        <w:ind w:left="0" w:firstLine="0"/>
+      </w:pPr>
+      <w:r>
+        <w:t xml:space="preserve">GitHub Actions </w:t>
+      </w:r>
+    </w:p>
+    <w:p>
+      <w:pPr>
+        <w:numPr>
+          <w:ilvl w:val="0"/>
+          <w:numId w:val="5"/>
+        </w:numPr>
+        <w:spacing w:after="0" w:line="240" w:lineRule="auto"/>
+        <w:ind w:left="0" w:firstLine="0"/>
+      </w:pPr>
+      <w:r>
+        <w:t xml:space="preserve">production pipelines </w:t>
+      </w:r>
+    </w:p>
+    <w:p>
+      <w:pPr>
+        <w:spacing w:after="0" w:line="240" w:lineRule="auto"/>
+      </w:pPr>
+      <w:r>
+        <w:pict w14:anchorId="62C56082">
+          <v:rect id="_x0000_i1029" style="width:0;height:1.5pt" o:hralign="center" o:hrstd="t" o:hr="t" fillcolor="#a0a0a0" stroked="f"/>
+        </w:pict>
+      </w:r>
+    </w:p>
+    <w:p>
+      <w:pPr>
+        <w:spacing w:after="0" w:line="240" w:lineRule="auto"/>
+        <w:rPr>
+          <w:b/>
+          <w:bCs/>
+        </w:rPr>
+      </w:pPr>
+      <w:r>
+        <w:rPr>
+          <w:b/>
+          <w:bCs/>
+        </w:rPr>
+        <w:t>Better fault tolerance</w:t>
+      </w:r>
+    </w:p>
+    <w:p>
+      <w:pPr>
+        <w:spacing w:after="0" w:line="240" w:lineRule="auto"/>
+      </w:pPr>
+      <w:r>
+        <w:t>Recent versions improved</w:t>
+      </w:r>
+    </w:p>
+    <w:p>
+      <w:pPr>
+        <w:numPr>
+          <w:ilvl w:val="0"/>
+          <w:numId w:val="6"/>
+        </w:numPr>
+        <w:spacing w:after="0" w:line="240" w:lineRule="auto"/>
+        <w:ind w:left="0" w:firstLine="0"/>
+      </w:pPr>
+      <w:proofErr w:type="gramStart"/>
+      <w:r>
+        <w:t>actor restart</w:t>
+      </w:r>
+      <w:proofErr w:type="gramEnd"/>
+      <w:r>
+        <w:t xml:space="preserve"> </w:t>
+      </w:r>
+    </w:p>
+    <w:p>
+      <w:pPr>
+        <w:numPr>
+          <w:ilvl w:val="0"/>
+          <w:numId w:val="6"/>
+        </w:numPr>
+        <w:spacing w:after="0" w:line="240" w:lineRule="auto"/>
+        <w:ind w:left="0" w:firstLine="0"/>
+      </w:pPr>
+      <w:r>
+        <w:t xml:space="preserve">lineage recovery </w:t>
+      </w:r>
+    </w:p>
+    <w:p>
+      <w:pPr>
+        <w:numPr>
+          <w:ilvl w:val="0"/>
+          <w:numId w:val="6"/>
+        </w:numPr>
+        <w:spacing w:after="0" w:line="240" w:lineRule="auto"/>
+        <w:ind w:left="0" w:firstLine="0"/>
+      </w:pPr>
+      <w:r>
+        <w:t xml:space="preserve">object reconstruction </w:t>
+      </w:r>
+    </w:p>
+    <w:p>
+      <w:pPr>
+        <w:numPr>
+          <w:ilvl w:val="0"/>
+          <w:numId w:val="6"/>
+        </w:numPr>
+        <w:spacing w:after="0" w:line="240" w:lineRule="auto"/>
+        <w:ind w:left="0" w:firstLine="0"/>
+      </w:pPr>
+      <w:r>
+        <w:t xml:space="preserve">checkpoint support </w:t>
+      </w:r>
+    </w:p>
+    <w:p>
+      <w:pPr>
+        <w:spacing w:after="0" w:line="240" w:lineRule="auto"/>
+      </w:pPr>
+      <w:r>
+        <w:t>especially for long-running AI workloads.</w:t>
+      </w:r>
+    </w:p>
+    <w:p>
+      <w:pPr>
+        <w:spacing w:after="0" w:line="240" w:lineRule="auto"/>
+      </w:pPr>
+      <w:r>
+        <w:pict w14:anchorId="491441F4">
+          <v:rect id="_x0000_i1030" style="width:0;height:1.5pt" o:hralign="center" o:hrstd="t" o:hr="t" fillcolor="#a0a0a0" stroked="f"/>
+        </w:pict>
+      </w:r>
+    </w:p>
+    <w:p>
+      <w:pPr>
+        <w:spacing w:after="0" w:line="240" w:lineRule="auto"/>
+        <w:rPr>
+          <w:b/>
+          <w:bCs/>
+        </w:rPr>
+      </w:pPr>
+      <w:r>
+        <w:rPr>
+          <w:b/>
+          <w:bCs/>
+        </w:rPr>
+        <w:t>Evolution of Ray Data</w:t>
+      </w:r>
+    </w:p>
+    <w:p>
+      <w:pPr>
+        <w:spacing w:after="0" w:line="240" w:lineRule="auto"/>
+      </w:pPr>
+      <w:r>
+        <w:t>Ray Data has seen the fastest pace of development.</w:t>
+      </w:r>
+    </w:p>
+    <w:p>
+      <w:pPr>
+        <w:spacing w:after="0" w:line="240" w:lineRule="auto"/>
+        <w:rPr>
+          <w:b/>
+          <w:bCs/>
+        </w:rPr>
+      </w:pPr>
+      <w:r>
+        <w:rPr>
+          <w:b/>
+          <w:bCs/>
+        </w:rPr>
+        <w:t>Early versions</w:t>
+      </w:r>
+    </w:p>
+    <w:p>
+      <w:pPr>
+        <w:spacing w:after="0" w:line="240" w:lineRule="auto"/>
+      </w:pPr>
+      <w:r>
+        <w:t>Focused on</w:t>
+      </w:r>
+    </w:p>
+    <w:p>
+      <w:pPr>
+        <w:numPr>
+          <w:ilvl w:val="0"/>
+          <w:numId w:val="7"/>
+        </w:numPr>
+        <w:spacing w:after="0" w:line="240" w:lineRule="auto"/>
+        <w:ind w:left="0" w:firstLine="0"/>
+      </w:pPr>
+      <w:r>
+        <w:t xml:space="preserve">distributed datasets </w:t>
+      </w:r>
+    </w:p>
+    <w:p>
+      <w:pPr>
+        <w:numPr>
+          <w:ilvl w:val="0"/>
+          <w:numId w:val="7"/>
+        </w:numPr>
+        <w:spacing w:after="0" w:line="240" w:lineRule="auto"/>
+        <w:ind w:left="0" w:firstLine="0"/>
+      </w:pPr>
+      <w:r>
+        <w:t xml:space="preserve">ETL </w:t>
+      </w:r>
+    </w:p>
+    <w:p>
+      <w:pPr>
+        <w:numPr>
+          <w:ilvl w:val="0"/>
+          <w:numId w:val="7"/>
+        </w:numPr>
+        <w:spacing w:after="0" w:line="240" w:lineRule="auto"/>
+        <w:ind w:left="0" w:firstLine="0"/>
+      </w:pPr>
+      <w:r>
+        <w:t xml:space="preserve">preprocessing </w:t>
+      </w:r>
+    </w:p>
+    <w:p>
+      <w:pPr>
+        <w:spacing w:after="0" w:line="240" w:lineRule="auto"/>
+      </w:pPr>
+      <w:r>
+        <w:pict w14:anchorId="2933089B">
+          <v:rect id="_x0000_i1031" style="width:0;height:1.5pt" o:hralign="center" o:hrstd="t" o:hr="t" fillcolor="#a0a0a0" stroked="f"/>
+        </w:pict>
+      </w:r>
+    </w:p>
+    <w:p>
+      <w:pPr>
+        <w:spacing w:after="0" w:line="240" w:lineRule="auto"/>
+        <w:rPr>
+          <w:b/>
+          <w:bCs/>
+        </w:rPr>
+      </w:pPr>
+      <w:r>
+        <w:rPr>
+          <w:b/>
+          <w:bCs/>
+        </w:rPr>
+        <w:t>Recent improvements (2.5x)</w:t>
+      </w:r>
+    </w:p>
+    <w:p>
+      <w:pPr>
+        <w:spacing w:after="0" w:line="240" w:lineRule="auto"/>
+        <w:rPr>
+          <w:b/>
+          <w:bCs/>
+        </w:rPr>
+      </w:pPr>
+      <w:r>
+        <w:rPr>
+          <w:b/>
+          <w:bCs/>
+        </w:rPr>
+        <w:t>Native Kafka</w:t>
+      </w:r>
+    </w:p>
+    <w:p>
+      <w:pPr>
+        <w:spacing w:after="0" w:line="240" w:lineRule="auto"/>
+      </w:pPr>
+      <w:r>
+        <w:t>Streaming ingestion from Kafka.</w:t>
+      </w:r>
+    </w:p>
+    <w:p>
+      <w:pPr>
+        <w:spacing w:after="0" w:line="240" w:lineRule="auto"/>
+      </w:pPr>
+      <w:r>
+        <w:t>Useful for</w:t>
+      </w:r>
+    </w:p>
+    <w:p>
+      <w:pPr>
+        <w:numPr>
+          <w:ilvl w:val="0"/>
+          <w:numId w:val="8"/>
+        </w:numPr>
+        <w:spacing w:after="0" w:line="240" w:lineRule="auto"/>
+        <w:ind w:left="0" w:firstLine="0"/>
+      </w:pPr>
+      <w:r>
+        <w:t xml:space="preserve">event processing </w:t>
+      </w:r>
+    </w:p>
+    <w:p>
+      <w:pPr>
+        <w:numPr>
+          <w:ilvl w:val="0"/>
+          <w:numId w:val="8"/>
+        </w:numPr>
+        <w:spacing w:after="0" w:line="240" w:lineRule="auto"/>
+        <w:ind w:left="0" w:firstLine="0"/>
+      </w:pPr>
+      <w:r>
+        <w:t xml:space="preserve">online ML </w:t>
+      </w:r>
+    </w:p>
+    <w:p>
+      <w:pPr>
+        <w:numPr>
+          <w:ilvl w:val="0"/>
+          <w:numId w:val="8"/>
+        </w:numPr>
+        <w:spacing w:after="0" w:line="240" w:lineRule="auto"/>
+        <w:ind w:left="0" w:firstLine="0"/>
+      </w:pPr>
+      <w:r>
+        <w:t xml:space="preserve">streaming inference </w:t>
+      </w:r>
+    </w:p>
+    <w:p>
+      <w:pPr>
+        <w:spacing w:after="0" w:line="240" w:lineRule="auto"/>
+      </w:pPr>
+      <w:r>
+        <w:pict w14:anchorId="25DDE96B">
+          <v:rect id="_x0000_i1032" style="width:0;height:1.5pt" o:hralign="center" o:hrstd="t" o:hr="t" fillcolor="#a0a0a0" stroked="f"/>
+        </w:pict>
+      </w:r>
+    </w:p>
+    <w:p>
+      <w:pPr>
+        <w:spacing w:after="0" w:line="240" w:lineRule="auto"/>
+        <w:rPr>
+          <w:b/>
+          <w:bCs/>
+        </w:rPr>
+      </w:pPr>
+      <w:r>
+        <w:rPr>
+          <w:b/>
+          <w:bCs/>
+        </w:rPr>
+        <w:t>Apache Iceberg improvements</w:t>
+      </w:r>
+    </w:p>
+    <w:p>
+      <w:pPr>
+        <w:spacing w:after="0" w:line="240" w:lineRule="auto"/>
+      </w:pPr>
+      <w:r>
+        <w:t>Recent releases added</w:t>
+      </w:r>
+    </w:p>
+    <w:p>
+      <w:pPr>
+        <w:numPr>
+          <w:ilvl w:val="0"/>
+          <w:numId w:val="9"/>
+        </w:numPr>
+        <w:spacing w:after="0" w:line="240" w:lineRule="auto"/>
+        <w:ind w:left="0" w:firstLine="0"/>
+      </w:pPr>
+      <w:r>
         <w:lastRenderedPageBreak/>
-        <w:t>New cluster introspection APIs allow querying</w:t>
-      </w:r>
-    </w:p>
-    <w:p>
-      <w:pPr>
-        <w:numPr>
-          <w:ilvl w:val="0"/>
-          <w:numId w:val="3"/>
-        </w:numPr>
-        <w:spacing w:after="0" w:line="240" w:lineRule="auto"/>
-        <w:ind w:left="0" w:firstLine="0"/>
-      </w:pPr>
-      <w:r>
-        <w:t xml:space="preserve">tasks </w:t>
-      </w:r>
-    </w:p>
-    <w:p>
-      <w:pPr>
-        <w:numPr>
-          <w:ilvl w:val="0"/>
-          <w:numId w:val="3"/>
-        </w:numPr>
-        <w:spacing w:after="0" w:line="240" w:lineRule="auto"/>
-        <w:ind w:left="0" w:firstLine="0"/>
-      </w:pPr>
-      <w:r>
-        <w:t xml:space="preserve">actors </w:t>
-      </w:r>
-    </w:p>
-    <w:p>
-      <w:pPr>
-        <w:numPr>
-          <w:ilvl w:val="0"/>
-          <w:numId w:val="3"/>
-        </w:numPr>
-        <w:spacing w:after="0" w:line="240" w:lineRule="auto"/>
-        <w:ind w:left="0" w:firstLine="0"/>
-      </w:pPr>
-      <w:r>
-        <w:t xml:space="preserve">nodes </w:t>
-      </w:r>
-    </w:p>
-    <w:p>
-      <w:pPr>
-        <w:numPr>
-          <w:ilvl w:val="0"/>
-          <w:numId w:val="3"/>
-        </w:numPr>
-        <w:spacing w:after="0" w:line="240" w:lineRule="auto"/>
-        <w:ind w:left="0" w:firstLine="0"/>
-      </w:pPr>
-      <w:r>
-        <w:t xml:space="preserve">jobs </w:t>
-      </w:r>
-    </w:p>
-    <w:p>
-      <w:pPr>
-        <w:numPr>
-          <w:ilvl w:val="0"/>
-          <w:numId w:val="3"/>
-        </w:numPr>
-        <w:spacing w:after="0" w:line="240" w:lineRule="auto"/>
-        <w:ind w:left="0" w:firstLine="0"/>
-      </w:pPr>
-      <w:r>
-        <w:t xml:space="preserve">objects </w:t>
-      </w:r>
-    </w:p>
-    <w:p>
-      <w:pPr>
-        <w:spacing w:after="0" w:line="240" w:lineRule="auto"/>
-      </w:pPr>
-      <w:r>
-        <w:t>without parsing logs.</w:t>
-      </w:r>
-    </w:p>
-    <w:p>
-      <w:pPr>
-        <w:spacing w:after="0" w:line="240" w:lineRule="auto"/>
-      </w:pPr>
-      <w:r>
-        <w:t>Useful for</w:t>
-      </w:r>
-    </w:p>
-    <w:p>
-      <w:pPr>
-        <w:numPr>
-          <w:ilvl w:val="0"/>
-          <w:numId w:val="4"/>
-        </w:numPr>
-        <w:spacing w:after="0" w:line="240" w:lineRule="auto"/>
-        <w:ind w:left="0" w:firstLine="0"/>
-      </w:pPr>
-      <w:r>
-        <w:t xml:space="preserve">monitoring </w:t>
-      </w:r>
-    </w:p>
-    <w:p>
-      <w:pPr>
-        <w:numPr>
-          <w:ilvl w:val="0"/>
-          <w:numId w:val="4"/>
-        </w:numPr>
-        <w:spacing w:after="0" w:line="240" w:lineRule="auto"/>
-        <w:ind w:left="0" w:firstLine="0"/>
-      </w:pPr>
-      <w:r>
-        <w:t xml:space="preserve">dashboards </w:t>
-      </w:r>
-    </w:p>
-    <w:p>
-      <w:pPr>
-        <w:numPr>
-          <w:ilvl w:val="0"/>
-          <w:numId w:val="4"/>
-        </w:numPr>
-        <w:spacing w:after="0" w:line="240" w:lineRule="auto"/>
-        <w:ind w:left="0" w:firstLine="0"/>
-      </w:pPr>
-      <w:r>
-        <w:t xml:space="preserve">debugging </w:t>
-      </w:r>
-    </w:p>
-    <w:p>
-      <w:pPr>
-        <w:numPr>
-          <w:ilvl w:val="0"/>
-          <w:numId w:val="4"/>
-        </w:numPr>
-        <w:spacing w:after="0" w:line="240" w:lineRule="auto"/>
-        <w:ind w:left="0" w:firstLine="0"/>
-      </w:pPr>
-      <w:r>
-        <w:t xml:space="preserve">automation </w:t>
-      </w:r>
-    </w:p>
-    <w:p>
-      <w:pPr>
-        <w:spacing w:after="0" w:line="240" w:lineRule="auto"/>
-      </w:pPr>
-      <w:r>
-        <w:pict w14:anchorId="562EF6F8">
-          <v:rect id="_x0000_i1508" style="width:0;height:1.5pt" o:hralign="center" o:hrstd="t" o:hr="t" fillcolor="#a0a0a0" stroked="f"/>
+        <w:t xml:space="preserve">schema evolution </w:t>
+      </w:r>
+    </w:p>
+    <w:p>
+      <w:pPr>
+        <w:numPr>
+          <w:ilvl w:val="0"/>
+          <w:numId w:val="9"/>
+        </w:numPr>
+        <w:spacing w:after="0" w:line="240" w:lineRule="auto"/>
+        <w:ind w:left="0" w:firstLine="0"/>
+      </w:pPr>
+      <w:r>
+        <w:t xml:space="preserve">overwrite </w:t>
+      </w:r>
+    </w:p>
+    <w:p>
+      <w:pPr>
+        <w:numPr>
+          <w:ilvl w:val="0"/>
+          <w:numId w:val="9"/>
+        </w:numPr>
+        <w:spacing w:after="0" w:line="240" w:lineRule="auto"/>
+        <w:ind w:left="0" w:firstLine="0"/>
+      </w:pPr>
+      <w:proofErr w:type="spellStart"/>
+      <w:r>
+        <w:t>upsert</w:t>
+      </w:r>
+      <w:proofErr w:type="spellEnd"/>
+      <w:r>
+        <w:t xml:space="preserve"> </w:t>
+      </w:r>
+    </w:p>
+    <w:p>
+      <w:pPr>
+        <w:numPr>
+          <w:ilvl w:val="0"/>
+          <w:numId w:val="9"/>
+        </w:numPr>
+        <w:spacing w:after="0" w:line="240" w:lineRule="auto"/>
+        <w:ind w:left="0" w:firstLine="0"/>
+      </w:pPr>
+      <w:r>
+        <w:t xml:space="preserve">better Iceberg integration </w:t>
+      </w:r>
+    </w:p>
+    <w:p>
+      <w:pPr>
+        <w:spacing w:after="0" w:line="240" w:lineRule="auto"/>
+      </w:pPr>
+      <w:r>
+        <w:t xml:space="preserve">This makes Ray Data much more practical for data </w:t>
+      </w:r>
+      <w:proofErr w:type="spellStart"/>
+      <w:r>
+        <w:t>lakehouse</w:t>
+      </w:r>
+      <w:proofErr w:type="spellEnd"/>
+      <w:r>
+        <w:t xml:space="preserve"> workflows. </w:t>
+      </w:r>
+    </w:p>
+    <w:p>
+      <w:pPr>
+        <w:spacing w:after="0" w:line="240" w:lineRule="auto"/>
+      </w:pPr>
+      <w:r>
+        <w:pict w14:anchorId="4D506FCF">
+          <v:rect id="_x0000_i1033" style="width:0;height:1.5pt" o:hralign="center" o:hrstd="t" o:hr="t" fillcolor="#a0a0a0" stroked="f"/>
         </w:pict>
       </w:r>
     </w:p>
@@ -1003,504 +1524,6 @@
           <w:b/>
           <w:bCs/>
         </w:rPr>
-        <w:t>Job Submission API</w:t>
-      </w:r>
-    </w:p>
-    <w:p>
-      <w:pPr>
-        <w:spacing w:after="0" w:line="240" w:lineRule="auto"/>
-      </w:pPr>
-      <w:r>
-        <w:t>Instead of SSH:</w:t>
-      </w:r>
-    </w:p>
-    <w:p>
-      <w:pPr>
-        <w:spacing w:after="0" w:line="240" w:lineRule="auto"/>
-      </w:pPr>
-      <w:r>
-        <w:t>ray job submit</w:t>
-      </w:r>
-    </w:p>
-    <w:p>
-      <w:pPr>
-        <w:spacing w:after="0" w:line="240" w:lineRule="auto"/>
-      </w:pPr>
-      <w:r>
-        <w:t>Users can submit distributed jobs remotely.</w:t>
-      </w:r>
-    </w:p>
-    <w:p>
-      <w:pPr>
-        <w:spacing w:after="0" w:line="240" w:lineRule="auto"/>
-      </w:pPr>
-      <w:r>
-        <w:t>Useful for</w:t>
-      </w:r>
-    </w:p>
-    <w:p>
-      <w:pPr>
-        <w:numPr>
-          <w:ilvl w:val="0"/>
-          <w:numId w:val="5"/>
-        </w:numPr>
-        <w:spacing w:after="0" w:line="240" w:lineRule="auto"/>
-        <w:ind w:left="0" w:firstLine="0"/>
-      </w:pPr>
-      <w:r>
-        <w:t xml:space="preserve">CI/CD </w:t>
-      </w:r>
-    </w:p>
-    <w:p>
-      <w:pPr>
-        <w:numPr>
-          <w:ilvl w:val="0"/>
-          <w:numId w:val="5"/>
-        </w:numPr>
-        <w:spacing w:after="0" w:line="240" w:lineRule="auto"/>
-        <w:ind w:left="0" w:firstLine="0"/>
-      </w:pPr>
-      <w:r>
-        <w:t xml:space="preserve">GitHub Actions </w:t>
-      </w:r>
-    </w:p>
-    <w:p>
-      <w:pPr>
-        <w:numPr>
-          <w:ilvl w:val="0"/>
-          <w:numId w:val="5"/>
-        </w:numPr>
-        <w:spacing w:after="0" w:line="240" w:lineRule="auto"/>
-        <w:ind w:left="0" w:firstLine="0"/>
-      </w:pPr>
-      <w:r>
-        <w:t xml:space="preserve">production pipelines </w:t>
-      </w:r>
-    </w:p>
-    <w:p>
-      <w:pPr>
-        <w:spacing w:after="0" w:line="240" w:lineRule="auto"/>
-      </w:pPr>
-      <w:r>
-        <w:pict w14:anchorId="62C56082">
-          <v:rect id="_x0000_i1509" style="width:0;height:1.5pt" o:hralign="center" o:hrstd="t" o:hr="t" fillcolor="#a0a0a0" stroked="f"/>
-        </w:pict>
-      </w:r>
-    </w:p>
-    <w:p>
-      <w:pPr>
-        <w:spacing w:after="0" w:line="240" w:lineRule="auto"/>
-        <w:rPr>
-          <w:b/>
-          <w:bCs/>
-        </w:rPr>
-      </w:pPr>
-      <w:r>
-        <w:rPr>
-          <w:b/>
-          <w:bCs/>
-        </w:rPr>
-        <w:t>Better fault tolerance</w:t>
-      </w:r>
-    </w:p>
-    <w:p>
-      <w:pPr>
-        <w:spacing w:after="0" w:line="240" w:lineRule="auto"/>
-      </w:pPr>
-      <w:r>
-        <w:t>Recent versions improved</w:t>
-      </w:r>
-    </w:p>
-    <w:p>
-      <w:pPr>
-        <w:numPr>
-          <w:ilvl w:val="0"/>
-          <w:numId w:val="6"/>
-        </w:numPr>
-        <w:spacing w:after="0" w:line="240" w:lineRule="auto"/>
-        <w:ind w:left="0" w:firstLine="0"/>
-      </w:pPr>
-      <w:proofErr w:type="gramStart"/>
-      <w:r>
-        <w:t>actor restart</w:t>
-      </w:r>
-      <w:proofErr w:type="gramEnd"/>
-      <w:r>
-        <w:t xml:space="preserve"> </w:t>
-      </w:r>
-    </w:p>
-    <w:p>
-      <w:pPr>
-        <w:numPr>
-          <w:ilvl w:val="0"/>
-          <w:numId w:val="6"/>
-        </w:numPr>
-        <w:spacing w:after="0" w:line="240" w:lineRule="auto"/>
-        <w:ind w:left="0" w:firstLine="0"/>
-      </w:pPr>
-      <w:r>
-        <w:t xml:space="preserve">lineage recovery </w:t>
-      </w:r>
-    </w:p>
-    <w:p>
-      <w:pPr>
-        <w:numPr>
-          <w:ilvl w:val="0"/>
-          <w:numId w:val="6"/>
-        </w:numPr>
-        <w:spacing w:after="0" w:line="240" w:lineRule="auto"/>
-        <w:ind w:left="0" w:firstLine="0"/>
-      </w:pPr>
-      <w:r>
-        <w:t xml:space="preserve">object reconstruction </w:t>
-      </w:r>
-    </w:p>
-    <w:p>
-      <w:pPr>
-        <w:numPr>
-          <w:ilvl w:val="0"/>
-          <w:numId w:val="6"/>
-        </w:numPr>
-        <w:spacing w:after="0" w:line="240" w:lineRule="auto"/>
-        <w:ind w:left="0" w:firstLine="0"/>
-      </w:pPr>
-      <w:r>
-        <w:t xml:space="preserve">checkpoint support </w:t>
-      </w:r>
-    </w:p>
-    <w:p>
-      <w:pPr>
-        <w:spacing w:after="0" w:line="240" w:lineRule="auto"/>
-      </w:pPr>
-      <w:r>
-        <w:t>especially for long-running AI workloads.</w:t>
-      </w:r>
-    </w:p>
-    <w:p>
-      <w:pPr>
-        <w:spacing w:after="0" w:line="240" w:lineRule="auto"/>
-      </w:pPr>
-      <w:r>
-        <w:pict w14:anchorId="491441F4">
-          <v:rect id="_x0000_i1510" style="width:0;height:1.5pt" o:hralign="center" o:hrstd="t" o:hr="t" fillcolor="#a0a0a0" stroked="f"/>
-        </w:pict>
-      </w:r>
-    </w:p>
-    <w:p>
-      <w:pPr>
-        <w:spacing w:after="0" w:line="240" w:lineRule="auto"/>
-        <w:rPr>
-          <w:b/>
-          <w:bCs/>
-        </w:rPr>
-      </w:pPr>
-      <w:r>
-        <w:rPr>
-          <w:b/>
-          <w:bCs/>
-        </w:rPr>
-        <w:t>Evolution of Ray Data</w:t>
-      </w:r>
-    </w:p>
-    <w:p>
-      <w:pPr>
-        <w:spacing w:after="0" w:line="240" w:lineRule="auto"/>
-      </w:pPr>
-      <w:r>
-        <w:t>Ray Data has seen the fastest pace of development.</w:t>
-      </w:r>
-    </w:p>
-    <w:p>
-      <w:pPr>
-        <w:spacing w:after="0" w:line="240" w:lineRule="auto"/>
-        <w:rPr>
-          <w:b/>
-          <w:bCs/>
-        </w:rPr>
-      </w:pPr>
-      <w:r>
-        <w:rPr>
-          <w:b/>
-          <w:bCs/>
-        </w:rPr>
-        <w:t>Early versions</w:t>
-      </w:r>
-    </w:p>
-    <w:p>
-      <w:pPr>
-        <w:spacing w:after="0" w:line="240" w:lineRule="auto"/>
-      </w:pPr>
-      <w:r>
-        <w:t>Focused on</w:t>
-      </w:r>
-    </w:p>
-    <w:p>
-      <w:pPr>
-        <w:numPr>
-          <w:ilvl w:val="0"/>
-          <w:numId w:val="7"/>
-        </w:numPr>
-        <w:spacing w:after="0" w:line="240" w:lineRule="auto"/>
-        <w:ind w:left="0" w:firstLine="0"/>
-      </w:pPr>
-      <w:r>
-        <w:t xml:space="preserve">distributed datasets </w:t>
-      </w:r>
-    </w:p>
-    <w:p>
-      <w:pPr>
-        <w:numPr>
-          <w:ilvl w:val="0"/>
-          <w:numId w:val="7"/>
-        </w:numPr>
-        <w:spacing w:after="0" w:line="240" w:lineRule="auto"/>
-        <w:ind w:left="0" w:firstLine="0"/>
-      </w:pPr>
-      <w:r>
-        <w:t xml:space="preserve">ETL </w:t>
-      </w:r>
-    </w:p>
-    <w:p>
-      <w:pPr>
-        <w:numPr>
-          <w:ilvl w:val="0"/>
-          <w:numId w:val="7"/>
-        </w:numPr>
-        <w:spacing w:after="0" w:line="240" w:lineRule="auto"/>
-        <w:ind w:left="0" w:firstLine="0"/>
-      </w:pPr>
-      <w:r>
-        <w:t xml:space="preserve">preprocessing </w:t>
-      </w:r>
-    </w:p>
-    <w:p>
-      <w:pPr>
-        <w:spacing w:after="0" w:line="240" w:lineRule="auto"/>
-      </w:pPr>
-      <w:r>
-        <w:pict w14:anchorId="2933089B">
-          <v:rect id="_x0000_i1511" style="width:0;height:1.5pt" o:hralign="center" o:hrstd="t" o:hr="t" fillcolor="#a0a0a0" stroked="f"/>
-        </w:pict>
-      </w:r>
-    </w:p>
-    <w:p>
-      <w:pPr>
-        <w:spacing w:after="0" w:line="240" w:lineRule="auto"/>
-        <w:rPr>
-          <w:b/>
-          <w:bCs/>
-        </w:rPr>
-      </w:pPr>
-      <w:r>
-        <w:rPr>
-          <w:b/>
-          <w:bCs/>
-        </w:rPr>
-        <w:t>Recent improvements (2.5x)</w:t>
-      </w:r>
-    </w:p>
-    <w:p>
-      <w:pPr>
-        <w:spacing w:after="0" w:line="240" w:lineRule="auto"/>
-        <w:rPr>
-          <w:b/>
-          <w:bCs/>
-        </w:rPr>
-      </w:pPr>
-      <w:r>
-        <w:rPr>
-          <w:b/>
-          <w:bCs/>
-        </w:rPr>
-        <w:t>Native Kafka</w:t>
-      </w:r>
-    </w:p>
-    <w:p>
-      <w:pPr>
-        <w:spacing w:after="0" w:line="240" w:lineRule="auto"/>
-      </w:pPr>
-      <w:r>
-        <w:t>Streaming ingestion from Kafka.</w:t>
-      </w:r>
-    </w:p>
-    <w:p>
-      <w:pPr>
-        <w:spacing w:after="0" w:line="240" w:lineRule="auto"/>
-      </w:pPr>
-      <w:r>
-        <w:t>Useful for</w:t>
-      </w:r>
-    </w:p>
-    <w:p>
-      <w:pPr>
-        <w:numPr>
-          <w:ilvl w:val="0"/>
-          <w:numId w:val="8"/>
-        </w:numPr>
-        <w:spacing w:after="0" w:line="240" w:lineRule="auto"/>
-        <w:ind w:left="0" w:firstLine="0"/>
-      </w:pPr>
-      <w:r>
-        <w:t xml:space="preserve">event processing </w:t>
-      </w:r>
-    </w:p>
-    <w:p>
-      <w:pPr>
-        <w:numPr>
-          <w:ilvl w:val="0"/>
-          <w:numId w:val="8"/>
-        </w:numPr>
-        <w:spacing w:after="0" w:line="240" w:lineRule="auto"/>
-        <w:ind w:left="0" w:firstLine="0"/>
-      </w:pPr>
-      <w:r>
-        <w:t xml:space="preserve">online ML </w:t>
-      </w:r>
-    </w:p>
-    <w:p>
-      <w:pPr>
-        <w:numPr>
-          <w:ilvl w:val="0"/>
-          <w:numId w:val="8"/>
-        </w:numPr>
-        <w:spacing w:after="0" w:line="240" w:lineRule="auto"/>
-        <w:ind w:left="0" w:firstLine="0"/>
-      </w:pPr>
-      <w:r>
-        <w:t xml:space="preserve">streaming inference </w:t>
-      </w:r>
-    </w:p>
-    <w:p>
-      <w:pPr>
-        <w:spacing w:after="0" w:line="240" w:lineRule="auto"/>
-      </w:pPr>
-      <w:r>
-        <w:pict w14:anchorId="25DDE96B">
-          <v:rect id="_x0000_i1512" style="width:0;height:1.5pt" o:hralign="center" o:hrstd="t" o:hr="t" fillcolor="#a0a0a0" stroked="f"/>
-        </w:pict>
-      </w:r>
-    </w:p>
-    <w:p>
-      <w:pPr>
-        <w:spacing w:after="0" w:line="240" w:lineRule="auto"/>
-        <w:rPr>
-          <w:b/>
-          <w:bCs/>
-        </w:rPr>
-      </w:pPr>
-      <w:r>
-        <w:rPr>
-          <w:b/>
-          <w:bCs/>
-        </w:rPr>
-        <w:t>Apache Iceberg improvements</w:t>
-      </w:r>
-    </w:p>
-    <w:p>
-      <w:pPr>
-        <w:spacing w:after="0" w:line="240" w:lineRule="auto"/>
-      </w:pPr>
-      <w:r>
-        <w:t>Recent releases added</w:t>
-      </w:r>
-    </w:p>
-    <w:p>
-      <w:pPr>
-        <w:numPr>
-          <w:ilvl w:val="0"/>
-          <w:numId w:val="9"/>
-        </w:numPr>
-        <w:spacing w:after="0" w:line="240" w:lineRule="auto"/>
-        <w:ind w:left="0" w:firstLine="0"/>
-      </w:pPr>
-      <w:r>
-        <w:t xml:space="preserve">schema evolution </w:t>
-      </w:r>
-    </w:p>
-    <w:p>
-      <w:pPr>
-        <w:numPr>
-          <w:ilvl w:val="0"/>
-          <w:numId w:val="9"/>
-        </w:numPr>
-        <w:spacing w:after="0" w:line="240" w:lineRule="auto"/>
-        <w:ind w:left="0" w:firstLine="0"/>
-      </w:pPr>
-      <w:r>
-        <w:lastRenderedPageBreak/>
-        <w:t xml:space="preserve">overwrite </w:t>
-      </w:r>
-    </w:p>
-    <w:p>
-      <w:pPr>
-        <w:numPr>
-          <w:ilvl w:val="0"/>
-          <w:numId w:val="9"/>
-        </w:numPr>
-        <w:spacing w:after="0" w:line="240" w:lineRule="auto"/>
-        <w:ind w:left="0" w:firstLine="0"/>
-      </w:pPr>
-      <w:proofErr w:type="spellStart"/>
-      <w:r>
-        <w:t>upsert</w:t>
-      </w:r>
-      <w:proofErr w:type="spellEnd"/>
-      <w:r>
-        <w:t xml:space="preserve"> </w:t>
-      </w:r>
-    </w:p>
-    <w:p>
-      <w:pPr>
-        <w:numPr>
-          <w:ilvl w:val="0"/>
-          <w:numId w:val="9"/>
-        </w:numPr>
-        <w:spacing w:after="0" w:line="240" w:lineRule="auto"/>
-        <w:ind w:left="0" w:firstLine="0"/>
-      </w:pPr>
-      <w:r>
-        <w:t xml:space="preserve">better Iceberg integration </w:t>
-      </w:r>
-    </w:p>
-    <w:p>
-      <w:pPr>
-        <w:spacing w:after="0" w:line="240" w:lineRule="auto"/>
-      </w:pPr>
-      <w:r>
-        <w:t xml:space="preserve">This makes Ray Data much more practical for data </w:t>
-      </w:r>
-      <w:proofErr w:type="spellStart"/>
-      <w:r>
-        <w:t>lakehouse</w:t>
-      </w:r>
-      <w:proofErr w:type="spellEnd"/>
-      <w:r>
-        <w:t xml:space="preserve"> workflows. </w:t>
-      </w:r>
-    </w:p>
-    <w:p>
-      <w:pPr>
-        <w:spacing w:after="0" w:line="240" w:lineRule="auto"/>
-      </w:pPr>
-      <w:r>
-        <w:pict w14:anchorId="4D506FCF">
-          <v:rect id="_x0000_i1513" style="width:0;height:1.5pt" o:hralign="center" o:hrstd="t" o:hr="t" fillcolor="#a0a0a0" stroked="f"/>
-        </w:pict>
-      </w:r>
-    </w:p>
-    <w:p>
-      <w:pPr>
-        <w:spacing w:after="0" w:line="240" w:lineRule="auto"/>
-        <w:rPr>
-          <w:b/>
-          <w:bCs/>
-        </w:rPr>
-      </w:pPr>
-      <w:r>
-        <w:rPr>
-          <w:b/>
-          <w:bCs/>
-        </w:rPr>
         <w:t>SQL improvements</w:t>
       </w:r>
     </w:p>
@@ -1552,7 +1575,7 @@
       </w:pPr>
       <w:r>
         <w:pict w14:anchorId="21DE2C0C">
-          <v:rect id="_x0000_i1514" style="width:0;height:1.5pt" o:hralign="center" o:hrstd="t" o:hr="t" fillcolor="#a0a0a0" stroked="f"/>
+          <v:rect id="_x0000_i1034" style="width:0;height:1.5pt" o:hralign="center" o:hrstd="t" o:hr="t" fillcolor="#a0a0a0" stroked="f"/>
         </w:pict>
       </w:r>
     </w:p>
@@ -1648,7 +1671,7 @@
       </w:pPr>
       <w:r>
         <w:pict w14:anchorId="634C85A6">
-          <v:rect id="_x0000_i1515" style="width:0;height:1.5pt" o:hralign="center" o:hrstd="t" o:hr="t" fillcolor="#a0a0a0" stroked="f"/>
+          <v:rect id="_x0000_i1035" style="width:0;height:1.5pt" o:hralign="center" o:hrstd="t" o:hr="t" fillcolor="#a0a0a0" stroked="f"/>
         </w:pict>
       </w:r>
     </w:p>
@@ -1784,7 +1807,7 @@
       </w:pPr>
       <w:r>
         <w:pict w14:anchorId="09B0217A">
-          <v:rect id="_x0000_i1516" style="width:0;height:1.5pt" o:hralign="center" o:hrstd="t" o:hr="t" fillcolor="#a0a0a0" stroked="f"/>
+          <v:rect id="_x0000_i1036" style="width:0;height:1.5pt" o:hralign="center" o:hrstd="t" o:hr="t" fillcolor="#a0a0a0" stroked="f"/>
         </w:pict>
       </w:r>
     </w:p>
@@ -1826,7 +1849,7 @@
       </w:pPr>
       <w:r>
         <w:pict w14:anchorId="4500F593">
-          <v:rect id="_x0000_i1517" style="width:0;height:1.5pt" o:hralign="center" o:hrstd="t" o:hr="t" fillcolor="#a0a0a0" stroked="f"/>
+          <v:rect id="_x0000_i1037" style="width:0;height:1.5pt" o:hralign="center" o:hrstd="t" o:hr="t" fillcolor="#a0a0a0" stroked="f"/>
         </w:pict>
       </w:r>
     </w:p>
@@ -1929,7 +1952,7 @@
       </w:pPr>
       <w:r>
         <w:pict w14:anchorId="50D9E157">
-          <v:rect id="_x0000_i1518" style="width:0;height:1.5pt" o:hralign="center" o:hrstd="t" o:hr="t" fillcolor="#a0a0a0" stroked="f"/>
+          <v:rect id="_x0000_i1038" style="width:0;height:1.5pt" o:hralign="center" o:hrstd="t" o:hr="t" fillcolor="#a0a0a0" stroked="f"/>
         </w:pict>
       </w:r>
     </w:p>
@@ -2022,6 +2045,7 @@
         <w:ind w:left="0" w:firstLine="0"/>
       </w:pPr>
       <w:r>
+        <w:lastRenderedPageBreak/>
         <w:t xml:space="preserve">fault tolerance </w:t>
       </w:r>
     </w:p>
@@ -2035,626 +2059,656 @@
         <w:ind w:left="0" w:firstLine="0"/>
       </w:pPr>
       <w:r>
+        <w:t xml:space="preserve">better Torch integration </w:t>
+      </w:r>
+    </w:p>
+    <w:p>
+      <w:pPr>
+        <w:numPr>
+          <w:ilvl w:val="0"/>
+          <w:numId w:val="14"/>
+        </w:numPr>
+        <w:spacing w:after="0" w:line="240" w:lineRule="auto"/>
+        <w:ind w:left="0" w:firstLine="0"/>
+      </w:pPr>
+      <w:r>
+        <w:t xml:space="preserve">Lightning compatibility </w:t>
+      </w:r>
+    </w:p>
+    <w:p>
+      <w:pPr>
+        <w:numPr>
+          <w:ilvl w:val="0"/>
+          <w:numId w:val="14"/>
+        </w:numPr>
+        <w:spacing w:after="0" w:line="240" w:lineRule="auto"/>
+        <w:ind w:left="0" w:firstLine="0"/>
+      </w:pPr>
+      <w:r>
+        <w:t xml:space="preserve">Hugging Face integration </w:t>
+      </w:r>
+    </w:p>
+    <w:p>
+      <w:pPr>
+        <w:spacing w:after="0" w:line="240" w:lineRule="auto"/>
+      </w:pPr>
+      <w:r>
+        <w:t xml:space="preserve">Recent releases enable </w:t>
+      </w:r>
+      <w:r>
+        <w:rPr>
+          <w:b/>
+          <w:bCs/>
+        </w:rPr>
+        <w:t>Ray Train V2 by default</w:t>
+      </w:r>
+      <w:r>
+        <w:t xml:space="preserve">, reflecting the project's shift toward a more stable and streamlined training experience. </w:t>
+      </w:r>
+    </w:p>
+    <w:p>
+      <w:pPr>
+        <w:spacing w:after="0" w:line="240" w:lineRule="auto"/>
+      </w:pPr>
+      <w:r>
+        <w:pict w14:anchorId="51A6B7BF">
+          <v:rect id="_x0000_i1039" style="width:0;height:1.5pt" o:hralign="center" o:hrstd="t" o:hr="t" fillcolor="#a0a0a0" stroked="f"/>
+        </w:pict>
+      </w:r>
+    </w:p>
+    <w:p>
+      <w:pPr>
+        <w:spacing w:after="0" w:line="240" w:lineRule="auto"/>
+        <w:rPr>
+          <w:b/>
+          <w:bCs/>
+        </w:rPr>
+      </w:pPr>
+      <w:r>
+        <w:rPr>
+          <w:b/>
+          <w:bCs/>
+        </w:rPr>
+        <w:t xml:space="preserve">Evolution of </w:t>
+      </w:r>
+      <w:proofErr w:type="spellStart"/>
+      <w:r>
+        <w:rPr>
+          <w:b/>
+          <w:bCs/>
+        </w:rPr>
+        <w:t>RLlib</w:t>
+      </w:r>
+      <w:proofErr w:type="spellEnd"/>
+    </w:p>
+    <w:p>
+      <w:pPr>
+        <w:spacing w:after="0" w:line="240" w:lineRule="auto"/>
+      </w:pPr>
+      <w:proofErr w:type="spellStart"/>
+      <w:r>
+        <w:t>RLlib</w:t>
+      </w:r>
+      <w:proofErr w:type="spellEnd"/>
+      <w:r>
+        <w:t xml:space="preserve"> has expanded well beyond basic reinforcement learning.</w:t>
+      </w:r>
+    </w:p>
+    <w:p>
+      <w:pPr>
+        <w:spacing w:after="0" w:line="240" w:lineRule="auto"/>
+      </w:pPr>
+      <w:r>
+        <w:t>Notable additions include</w:t>
+      </w:r>
+    </w:p>
+    <w:p>
+      <w:pPr>
+        <w:spacing w:after="0" w:line="240" w:lineRule="auto"/>
+        <w:rPr>
+          <w:b/>
+          <w:bCs/>
+        </w:rPr>
+      </w:pPr>
+      <w:r>
+        <w:rPr>
+          <w:b/>
+          <w:bCs/>
+        </w:rPr>
+        <w:t>Multi-agent RL</w:t>
+      </w:r>
+    </w:p>
+    <w:p>
+      <w:pPr>
+        <w:spacing w:after="0" w:line="240" w:lineRule="auto"/>
+      </w:pPr>
+      <w:r>
+        <w:t>Support for</w:t>
+      </w:r>
+    </w:p>
+    <w:p>
+      <w:pPr>
+        <w:numPr>
+          <w:ilvl w:val="0"/>
+          <w:numId w:val="15"/>
+        </w:numPr>
+        <w:spacing w:after="0" w:line="240" w:lineRule="auto"/>
+        <w:ind w:left="0" w:firstLine="0"/>
+      </w:pPr>
+      <w:r>
+        <w:t xml:space="preserve">cooperative agents </w:t>
+      </w:r>
+    </w:p>
+    <w:p>
+      <w:pPr>
+        <w:numPr>
+          <w:ilvl w:val="0"/>
+          <w:numId w:val="15"/>
+        </w:numPr>
+        <w:spacing w:after="0" w:line="240" w:lineRule="auto"/>
+        <w:ind w:left="0" w:firstLine="0"/>
+      </w:pPr>
+      <w:r>
+        <w:t xml:space="preserve">competitive agents </w:t>
+      </w:r>
+    </w:p>
+    <w:p>
+      <w:pPr>
+        <w:numPr>
+          <w:ilvl w:val="0"/>
+          <w:numId w:val="15"/>
+        </w:numPr>
+        <w:spacing w:after="0" w:line="240" w:lineRule="auto"/>
+        <w:ind w:left="0" w:firstLine="0"/>
+      </w:pPr>
+      <w:r>
+        <w:t xml:space="preserve">hierarchical policies </w:t>
+      </w:r>
+    </w:p>
+    <w:p>
+      <w:pPr>
+        <w:spacing w:after="0" w:line="240" w:lineRule="auto"/>
+      </w:pPr>
+      <w:r>
+        <w:pict w14:anchorId="03E3FEDF">
+          <v:rect id="_x0000_i1040" style="width:0;height:1.5pt" o:hralign="center" o:hrstd="t" o:hr="t" fillcolor="#a0a0a0" stroked="f"/>
+        </w:pict>
+      </w:r>
+    </w:p>
+    <w:p>
+      <w:pPr>
+        <w:spacing w:after="0" w:line="240" w:lineRule="auto"/>
+        <w:rPr>
+          <w:b/>
+          <w:bCs/>
+        </w:rPr>
+      </w:pPr>
+      <w:r>
+        <w:rPr>
+          <w:b/>
+          <w:bCs/>
+        </w:rPr>
+        <w:t>Offline RL</w:t>
+      </w:r>
+    </w:p>
+    <w:p>
+      <w:pPr>
+        <w:spacing w:after="0" w:line="240" w:lineRule="auto"/>
+      </w:pPr>
+      <w:r>
+        <w:t>Training directly from logged datasets.</w:t>
+      </w:r>
+    </w:p>
+    <w:p>
+      <w:pPr>
+        <w:spacing w:after="0" w:line="240" w:lineRule="auto"/>
+      </w:pPr>
+      <w:r>
+        <w:pict w14:anchorId="5CB55460">
+          <v:rect id="_x0000_i1041" style="width:0;height:1.5pt" o:hralign="center" o:hrstd="t" o:hr="t" fillcolor="#a0a0a0" stroked="f"/>
+        </w:pict>
+      </w:r>
+    </w:p>
+    <w:p>
+      <w:pPr>
+        <w:spacing w:after="0" w:line="240" w:lineRule="auto"/>
+        <w:rPr>
+          <w:b/>
+          <w:bCs/>
+        </w:rPr>
+      </w:pPr>
+      <w:r>
+        <w:rPr>
+          <w:b/>
+          <w:bCs/>
+        </w:rPr>
+        <w:t>New algorithms</w:t>
+      </w:r>
+    </w:p>
+    <w:p>
+      <w:pPr>
+        <w:spacing w:after="0" w:line="240" w:lineRule="auto"/>
+      </w:pPr>
+      <w:r>
+        <w:t>Support has grown to include many modern methods, such as</w:t>
+      </w:r>
+    </w:p>
+    <w:p>
+      <w:pPr>
+        <w:numPr>
+          <w:ilvl w:val="0"/>
+          <w:numId w:val="16"/>
+        </w:numPr>
+        <w:spacing w:after="0" w:line="240" w:lineRule="auto"/>
+        <w:ind w:left="0" w:firstLine="0"/>
+      </w:pPr>
+      <w:r>
+        <w:t xml:space="preserve">PPO </w:t>
+      </w:r>
+    </w:p>
+    <w:p>
+      <w:pPr>
+        <w:numPr>
+          <w:ilvl w:val="0"/>
+          <w:numId w:val="16"/>
+        </w:numPr>
+        <w:spacing w:after="0" w:line="240" w:lineRule="auto"/>
+        <w:ind w:left="0" w:firstLine="0"/>
+      </w:pPr>
+      <w:r>
+        <w:t xml:space="preserve">DQN </w:t>
+      </w:r>
+    </w:p>
+    <w:p>
+      <w:pPr>
+        <w:numPr>
+          <w:ilvl w:val="0"/>
+          <w:numId w:val="16"/>
+        </w:numPr>
+        <w:spacing w:after="0" w:line="240" w:lineRule="auto"/>
+        <w:ind w:left="0" w:firstLine="0"/>
+      </w:pPr>
+      <w:r>
+        <w:t xml:space="preserve">SAC </w:t>
+      </w:r>
+    </w:p>
+    <w:p>
+      <w:pPr>
+        <w:numPr>
+          <w:ilvl w:val="0"/>
+          <w:numId w:val="16"/>
+        </w:numPr>
+        <w:spacing w:after="0" w:line="240" w:lineRule="auto"/>
+        <w:ind w:left="0" w:firstLine="0"/>
+      </w:pPr>
+      <w:r>
+        <w:t xml:space="preserve">IMPALA </w:t>
+      </w:r>
+    </w:p>
+    <w:p>
+      <w:pPr>
+        <w:numPr>
+          <w:ilvl w:val="0"/>
+          <w:numId w:val="16"/>
+        </w:numPr>
+        <w:spacing w:after="0" w:line="240" w:lineRule="auto"/>
+        <w:ind w:left="0" w:firstLine="0"/>
+      </w:pPr>
+      <w:r>
+        <w:t xml:space="preserve">APEX </w:t>
+      </w:r>
+    </w:p>
+    <w:p>
+      <w:pPr>
+        <w:numPr>
+          <w:ilvl w:val="0"/>
+          <w:numId w:val="16"/>
+        </w:numPr>
+        <w:spacing w:after="0" w:line="240" w:lineRule="auto"/>
+        <w:ind w:left="0" w:firstLine="0"/>
+      </w:pPr>
+      <w:r>
+        <w:t xml:space="preserve">MARWIL </w:t>
+      </w:r>
+    </w:p>
+    <w:p>
+      <w:pPr>
+        <w:numPr>
+          <w:ilvl w:val="0"/>
+          <w:numId w:val="16"/>
+        </w:numPr>
+        <w:spacing w:after="0" w:line="240" w:lineRule="auto"/>
+        <w:ind w:left="0" w:firstLine="0"/>
+      </w:pPr>
+      <w:r>
+        <w:t xml:space="preserve">Dreamer </w:t>
+      </w:r>
+    </w:p>
+    <w:p>
+      <w:pPr>
+        <w:numPr>
+          <w:ilvl w:val="0"/>
+          <w:numId w:val="16"/>
+        </w:numPr>
+        <w:spacing w:after="0" w:line="240" w:lineRule="auto"/>
+        <w:ind w:left="0" w:firstLine="0"/>
+      </w:pPr>
+      <w:r>
+        <w:t xml:space="preserve">BC </w:t>
+      </w:r>
+    </w:p>
+    <w:p>
+      <w:pPr>
+        <w:numPr>
+          <w:ilvl w:val="0"/>
+          <w:numId w:val="16"/>
+        </w:numPr>
+        <w:spacing w:after="0" w:line="240" w:lineRule="auto"/>
+        <w:ind w:left="0" w:firstLine="0"/>
+      </w:pPr>
+      <w:r>
+        <w:t xml:space="preserve">CQL </w:t>
+      </w:r>
+    </w:p>
+    <w:p>
+      <w:pPr>
+        <w:numPr>
+          <w:ilvl w:val="0"/>
+          <w:numId w:val="16"/>
+        </w:numPr>
+        <w:spacing w:after="0" w:line="240" w:lineRule="auto"/>
+        <w:ind w:left="0" w:firstLine="0"/>
+      </w:pPr>
+      <w:r>
+        <w:t xml:space="preserve">AlphaZero variants </w:t>
+      </w:r>
+    </w:p>
+    <w:p>
+      <w:pPr>
+        <w:spacing w:after="0" w:line="240" w:lineRule="auto"/>
+      </w:pPr>
+      <w:r>
+        <w:pict w14:anchorId="3372DCE3">
+          <v:rect id="_x0000_i1042" style="width:0;height:1.5pt" o:hralign="center" o:hrstd="t" o:hr="t" fillcolor="#a0a0a0" stroked="f"/>
+        </w:pict>
+      </w:r>
+    </w:p>
+    <w:p>
+      <w:pPr>
+        <w:spacing w:after="0" w:line="240" w:lineRule="auto"/>
+        <w:rPr>
+          <w:b/>
+          <w:bCs/>
+        </w:rPr>
+      </w:pPr>
+      <w:r>
+        <w:rPr>
+          <w:b/>
+          <w:bCs/>
+        </w:rPr>
+        <w:t>Distributed sampling</w:t>
+      </w:r>
+    </w:p>
+    <w:p>
+      <w:pPr>
+        <w:spacing w:after="0" w:line="240" w:lineRule="auto"/>
+      </w:pPr>
+      <w:proofErr w:type="spellStart"/>
+      <w:r>
+        <w:t>RLlib</w:t>
+      </w:r>
+      <w:proofErr w:type="spellEnd"/>
+      <w:r>
+        <w:t xml:space="preserve"> improved scalability by separating</w:t>
+      </w:r>
+    </w:p>
+    <w:p>
+      <w:pPr>
+        <w:numPr>
+          <w:ilvl w:val="0"/>
+          <w:numId w:val="17"/>
+        </w:numPr>
+        <w:spacing w:after="0" w:line="240" w:lineRule="auto"/>
+        <w:ind w:left="0" w:firstLine="0"/>
+      </w:pPr>
+      <w:r>
+        <w:t xml:space="preserve">rollout workers </w:t>
+      </w:r>
+    </w:p>
+    <w:p>
+      <w:pPr>
+        <w:numPr>
+          <w:ilvl w:val="0"/>
+          <w:numId w:val="17"/>
+        </w:numPr>
+        <w:spacing w:after="0" w:line="240" w:lineRule="auto"/>
+        <w:ind w:left="0" w:firstLine="0"/>
+      </w:pPr>
+      <w:r>
+        <w:t xml:space="preserve">learners </w:t>
+      </w:r>
+    </w:p>
+    <w:p>
+      <w:pPr>
+        <w:numPr>
+          <w:ilvl w:val="0"/>
+          <w:numId w:val="17"/>
+        </w:numPr>
+        <w:spacing w:after="0" w:line="240" w:lineRule="auto"/>
+        <w:ind w:left="0" w:firstLine="0"/>
+      </w:pPr>
+      <w:r>
+        <w:t xml:space="preserve">replay buffers </w:t>
+      </w:r>
+    </w:p>
+    <w:p>
+      <w:pPr>
+        <w:spacing w:after="0" w:line="240" w:lineRule="auto"/>
+      </w:pPr>
+      <w:r>
+        <w:t>making it possible to scale training across many nodes.</w:t>
+      </w:r>
+    </w:p>
+    <w:p>
+      <w:pPr>
+        <w:spacing w:after="0" w:line="240" w:lineRule="auto"/>
+      </w:pPr>
+      <w:r>
+        <w:pict w14:anchorId="5890CD86">
+          <v:rect id="_x0000_i1043" style="width:0;height:1.5pt" o:hralign="center" o:hrstd="t" o:hr="t" fillcolor="#a0a0a0" stroked="f"/>
+        </w:pict>
+      </w:r>
+    </w:p>
+    <w:p>
+      <w:pPr>
+        <w:spacing w:after="0" w:line="240" w:lineRule="auto"/>
+        <w:rPr>
+          <w:b/>
+          <w:bCs/>
+        </w:rPr>
+      </w:pPr>
+      <w:r>
+        <w:rPr>
+          <w:b/>
+          <w:bCs/>
+        </w:rPr>
+        <w:t>Gymnasium support</w:t>
+      </w:r>
+    </w:p>
+    <w:p>
+      <w:pPr>
+        <w:spacing w:after="0" w:line="240" w:lineRule="auto"/>
+      </w:pPr>
+      <w:r>
+        <w:t>Migrated from legacy Gym to Gymnasium APIs.</w:t>
+      </w:r>
+    </w:p>
+    <w:p>
+      <w:pPr>
+        <w:spacing w:after="0" w:line="240" w:lineRule="auto"/>
+      </w:pPr>
+      <w:r>
+        <w:pict w14:anchorId="46297E72">
+          <v:rect id="_x0000_i1044" style="width:0;height:1.5pt" o:hralign="center" o:hrstd="t" o:hr="t" fillcolor="#a0a0a0" stroked="f"/>
+        </w:pict>
+      </w:r>
+    </w:p>
+    <w:p>
+      <w:pPr>
+        <w:spacing w:after="0" w:line="240" w:lineRule="auto"/>
+        <w:rPr>
+          <w:b/>
+          <w:bCs/>
+        </w:rPr>
+      </w:pPr>
+      <w:r>
+        <w:rPr>
+          <w:b/>
+          <w:bCs/>
+        </w:rPr>
+        <w:t>Better connectors</w:t>
+      </w:r>
+    </w:p>
+    <w:p>
+      <w:pPr>
+        <w:spacing w:after="0" w:line="240" w:lineRule="auto"/>
+      </w:pPr>
+      <w:r>
+        <w:t>Recent connector architecture simplifies</w:t>
+      </w:r>
+    </w:p>
+    <w:p>
+      <w:pPr>
+        <w:numPr>
+          <w:ilvl w:val="0"/>
+          <w:numId w:val="18"/>
+        </w:numPr>
+        <w:spacing w:after="0" w:line="240" w:lineRule="auto"/>
+        <w:ind w:left="0" w:firstLine="0"/>
+      </w:pPr>
+      <w:r>
+        <w:t xml:space="preserve">preprocessing </w:t>
+      </w:r>
+    </w:p>
+    <w:p>
+      <w:pPr>
+        <w:numPr>
+          <w:ilvl w:val="0"/>
+          <w:numId w:val="18"/>
+        </w:numPr>
+        <w:spacing w:after="0" w:line="240" w:lineRule="auto"/>
+        <w:ind w:left="0" w:firstLine="0"/>
+      </w:pPr>
+      <w:r>
+        <w:t xml:space="preserve">observation transforms </w:t>
+      </w:r>
+    </w:p>
+    <w:p>
+      <w:pPr>
+        <w:numPr>
+          <w:ilvl w:val="0"/>
+          <w:numId w:val="18"/>
+        </w:numPr>
+        <w:spacing w:after="0" w:line="240" w:lineRule="auto"/>
+        <w:ind w:left="0" w:firstLine="0"/>
+      </w:pPr>
+      <w:r>
+        <w:t xml:space="preserve">action transforms </w:t>
+      </w:r>
+    </w:p>
+    <w:p>
+      <w:pPr>
+        <w:numPr>
+          <w:ilvl w:val="0"/>
+          <w:numId w:val="18"/>
+        </w:numPr>
+        <w:spacing w:after="0" w:line="240" w:lineRule="auto"/>
+        <w:ind w:left="0" w:firstLine="0"/>
+      </w:pPr>
+      <w:r>
+        <w:t xml:space="preserve">policy pipelines </w:t>
+      </w:r>
+    </w:p>
+    <w:p>
+      <w:pPr>
+        <w:spacing w:after="0" w:line="240" w:lineRule="auto"/>
+      </w:pPr>
+      <w:r>
+        <w:pict w14:anchorId="40E4C36A">
+          <v:rect id="_x0000_i1045" style="width:0;height:1.5pt" o:hralign="center" o:hrstd="t" o:hr="t" fillcolor="#a0a0a0" stroked="f"/>
+        </w:pict>
+      </w:r>
+    </w:p>
+    <w:p>
+      <w:pPr>
+        <w:spacing w:after="0" w:line="240" w:lineRule="auto"/>
+        <w:rPr>
+          <w:b/>
+          <w:bCs/>
+        </w:rPr>
+      </w:pPr>
+      <w:r>
+        <w:rPr>
+          <w:b/>
+          <w:bCs/>
+        </w:rPr>
         <w:lastRenderedPageBreak/>
-        <w:t xml:space="preserve">better Torch integration </w:t>
-      </w:r>
-    </w:p>
-    <w:p>
-      <w:pPr>
-        <w:numPr>
-          <w:ilvl w:val="0"/>
-          <w:numId w:val="14"/>
-        </w:numPr>
-        <w:spacing w:after="0" w:line="240" w:lineRule="auto"/>
-        <w:ind w:left="0" w:firstLine="0"/>
-      </w:pPr>
-      <w:r>
-        <w:t xml:space="preserve">Lightning compatibility </w:t>
-      </w:r>
-    </w:p>
-    <w:p>
-      <w:pPr>
-        <w:numPr>
-          <w:ilvl w:val="0"/>
-          <w:numId w:val="14"/>
-        </w:numPr>
-        <w:spacing w:after="0" w:line="240" w:lineRule="auto"/>
-        <w:ind w:left="0" w:firstLine="0"/>
-      </w:pPr>
-      <w:r>
-        <w:t xml:space="preserve">Hugging Face integration </w:t>
-      </w:r>
-    </w:p>
-    <w:p>
-      <w:pPr>
-        <w:spacing w:after="0" w:line="240" w:lineRule="auto"/>
-      </w:pPr>
-      <w:r>
-        <w:t xml:space="preserve">Recent releases enable </w:t>
-      </w:r>
-      <w:r>
-        <w:rPr>
-          <w:b/>
-          <w:bCs/>
-        </w:rPr>
-        <w:t>Ray Train V2 by default</w:t>
-      </w:r>
-      <w:r>
-        <w:t xml:space="preserve">, reflecting the project's shift toward a more stable and streamlined training experience. </w:t>
-      </w:r>
-    </w:p>
-    <w:p>
-      <w:pPr>
-        <w:spacing w:after="0" w:line="240" w:lineRule="auto"/>
-      </w:pPr>
-      <w:r>
-        <w:pict w14:anchorId="51A6B7BF">
-          <v:rect id="_x0000_i1519" style="width:0;height:1.5pt" o:hralign="center" o:hrstd="t" o:hr="t" fillcolor="#a0a0a0" stroked="f"/>
-        </w:pict>
-      </w:r>
-    </w:p>
-    <w:p>
-      <w:pPr>
-        <w:spacing w:after="0" w:line="240" w:lineRule="auto"/>
-        <w:rPr>
-          <w:b/>
-          <w:bCs/>
-        </w:rPr>
-      </w:pPr>
-      <w:r>
-        <w:rPr>
-          <w:b/>
-          <w:bCs/>
-        </w:rPr>
-        <w:t xml:space="preserve">Evolution of </w:t>
-      </w:r>
+        <w:t>Ray Serve evolution</w:t>
+      </w:r>
+    </w:p>
+    <w:p>
+      <w:pPr>
+        <w:spacing w:after="0" w:line="240" w:lineRule="auto"/>
+      </w:pPr>
+      <w:r>
+        <w:t>Originally</w:t>
+      </w:r>
+    </w:p>
+    <w:p>
+      <w:pPr>
+        <w:spacing w:after="0" w:line="240" w:lineRule="auto"/>
+      </w:pPr>
+      <w:r>
+        <w:t>simple model serving</w:t>
+      </w:r>
+    </w:p>
+    <w:p>
+      <w:pPr>
+        <w:spacing w:after="0" w:line="240" w:lineRule="auto"/>
+      </w:pPr>
+      <w:r>
+        <w:t>Now supports</w:t>
+      </w:r>
+    </w:p>
+    <w:p>
+      <w:pPr>
+        <w:numPr>
+          <w:ilvl w:val="0"/>
+          <w:numId w:val="19"/>
+        </w:numPr>
+        <w:spacing w:after="0" w:line="240" w:lineRule="auto"/>
+        <w:ind w:left="0" w:firstLine="0"/>
+      </w:pPr>
+      <w:r>
+        <w:t xml:space="preserve">multi-model serving </w:t>
+      </w:r>
+    </w:p>
+    <w:p>
+      <w:pPr>
+        <w:numPr>
+          <w:ilvl w:val="0"/>
+          <w:numId w:val="19"/>
+        </w:numPr>
+        <w:spacing w:after="0" w:line="240" w:lineRule="auto"/>
+        <w:ind w:left="0" w:firstLine="0"/>
+      </w:pPr>
       <w:proofErr w:type="spellStart"/>
       <w:r>
-        <w:rPr>
-          <w:b/>
-          <w:bCs/>
-        </w:rPr>
-        <w:t>RLlib</w:t>
+        <w:t>FastAPI</w:t>
       </w:r>
       <w:proofErr w:type="spellEnd"/>
-    </w:p>
-    <w:p>
-      <w:pPr>
-        <w:spacing w:after="0" w:line="240" w:lineRule="auto"/>
-      </w:pPr>
-      <w:proofErr w:type="spellStart"/>
-      <w:r>
-        <w:t>RLlib</w:t>
-      </w:r>
-      <w:proofErr w:type="spellEnd"/>
-      <w:r>
-        <w:t xml:space="preserve"> has expanded well beyond basic reinforcement learning.</w:t>
-      </w:r>
-    </w:p>
-    <w:p>
-      <w:pPr>
-        <w:spacing w:after="0" w:line="240" w:lineRule="auto"/>
-      </w:pPr>
-      <w:r>
-        <w:t>Notable additions include</w:t>
-      </w:r>
-    </w:p>
-    <w:p>
-      <w:pPr>
-        <w:spacing w:after="0" w:line="240" w:lineRule="auto"/>
-        <w:rPr>
-          <w:b/>
-          <w:bCs/>
-        </w:rPr>
-      </w:pPr>
-      <w:r>
-        <w:rPr>
-          <w:b/>
-          <w:bCs/>
-        </w:rPr>
-        <w:t>Multi-agent RL</w:t>
-      </w:r>
-    </w:p>
-    <w:p>
-      <w:pPr>
-        <w:spacing w:after="0" w:line="240" w:lineRule="auto"/>
-      </w:pPr>
-      <w:r>
-        <w:t>Support for</w:t>
-      </w:r>
-    </w:p>
-    <w:p>
-      <w:pPr>
-        <w:numPr>
-          <w:ilvl w:val="0"/>
-          <w:numId w:val="15"/>
-        </w:numPr>
-        <w:spacing w:after="0" w:line="240" w:lineRule="auto"/>
-        <w:ind w:left="0" w:firstLine="0"/>
-      </w:pPr>
-      <w:r>
-        <w:t xml:space="preserve">cooperative agents </w:t>
-      </w:r>
-    </w:p>
-    <w:p>
-      <w:pPr>
-        <w:numPr>
-          <w:ilvl w:val="0"/>
-          <w:numId w:val="15"/>
-        </w:numPr>
-        <w:spacing w:after="0" w:line="240" w:lineRule="auto"/>
-        <w:ind w:left="0" w:firstLine="0"/>
-      </w:pPr>
-      <w:r>
-        <w:t xml:space="preserve">competitive agents </w:t>
-      </w:r>
-    </w:p>
-    <w:p>
-      <w:pPr>
-        <w:numPr>
-          <w:ilvl w:val="0"/>
-          <w:numId w:val="15"/>
-        </w:numPr>
-        <w:spacing w:after="0" w:line="240" w:lineRule="auto"/>
-        <w:ind w:left="0" w:firstLine="0"/>
-      </w:pPr>
-      <w:r>
-        <w:t xml:space="preserve">hierarchical policies </w:t>
-      </w:r>
-    </w:p>
-    <w:p>
-      <w:pPr>
-        <w:spacing w:after="0" w:line="240" w:lineRule="auto"/>
-      </w:pPr>
-      <w:r>
-        <w:pict w14:anchorId="03E3FEDF">
-          <v:rect id="_x0000_i1520" style="width:0;height:1.5pt" o:hralign="center" o:hrstd="t" o:hr="t" fillcolor="#a0a0a0" stroked="f"/>
-        </w:pict>
-      </w:r>
-    </w:p>
-    <w:p>
-      <w:pPr>
-        <w:spacing w:after="0" w:line="240" w:lineRule="auto"/>
-        <w:rPr>
-          <w:b/>
-          <w:bCs/>
-        </w:rPr>
-      </w:pPr>
-      <w:r>
-        <w:rPr>
-          <w:b/>
-          <w:bCs/>
-        </w:rPr>
-        <w:t>Offline RL</w:t>
-      </w:r>
-    </w:p>
-    <w:p>
-      <w:pPr>
-        <w:spacing w:after="0" w:line="240" w:lineRule="auto"/>
-      </w:pPr>
-      <w:r>
-        <w:t>Training directly from logged datasets.</w:t>
-      </w:r>
-    </w:p>
-    <w:p>
-      <w:pPr>
-        <w:spacing w:after="0" w:line="240" w:lineRule="auto"/>
-      </w:pPr>
-      <w:r>
-        <w:pict w14:anchorId="5CB55460">
-          <v:rect id="_x0000_i1521" style="width:0;height:1.5pt" o:hralign="center" o:hrstd="t" o:hr="t" fillcolor="#a0a0a0" stroked="f"/>
-        </w:pict>
-      </w:r>
-    </w:p>
-    <w:p>
-      <w:pPr>
-        <w:spacing w:after="0" w:line="240" w:lineRule="auto"/>
-        <w:rPr>
-          <w:b/>
-          <w:bCs/>
-        </w:rPr>
-      </w:pPr>
-      <w:r>
-        <w:rPr>
-          <w:b/>
-          <w:bCs/>
-        </w:rPr>
-        <w:t>New algorithms</w:t>
-      </w:r>
-    </w:p>
-    <w:p>
-      <w:pPr>
-        <w:spacing w:after="0" w:line="240" w:lineRule="auto"/>
-      </w:pPr>
-      <w:r>
-        <w:t>Support has grown to include many modern methods, such as</w:t>
-      </w:r>
-    </w:p>
-    <w:p>
-      <w:pPr>
-        <w:numPr>
-          <w:ilvl w:val="0"/>
-          <w:numId w:val="16"/>
-        </w:numPr>
-        <w:spacing w:after="0" w:line="240" w:lineRule="auto"/>
-        <w:ind w:left="0" w:firstLine="0"/>
-      </w:pPr>
-      <w:r>
-        <w:t xml:space="preserve">PPO </w:t>
-      </w:r>
-    </w:p>
-    <w:p>
-      <w:pPr>
-        <w:numPr>
-          <w:ilvl w:val="0"/>
-          <w:numId w:val="16"/>
-        </w:numPr>
-        <w:spacing w:after="0" w:line="240" w:lineRule="auto"/>
-        <w:ind w:left="0" w:firstLine="0"/>
-      </w:pPr>
-      <w:r>
-        <w:t xml:space="preserve">DQN </w:t>
-      </w:r>
-    </w:p>
-    <w:p>
-      <w:pPr>
-        <w:numPr>
-          <w:ilvl w:val="0"/>
-          <w:numId w:val="16"/>
-        </w:numPr>
-        <w:spacing w:after="0" w:line="240" w:lineRule="auto"/>
-        <w:ind w:left="0" w:firstLine="0"/>
-      </w:pPr>
-      <w:r>
-        <w:t xml:space="preserve">SAC </w:t>
-      </w:r>
-    </w:p>
-    <w:p>
-      <w:pPr>
-        <w:numPr>
-          <w:ilvl w:val="0"/>
-          <w:numId w:val="16"/>
-        </w:numPr>
-        <w:spacing w:after="0" w:line="240" w:lineRule="auto"/>
-        <w:ind w:left="0" w:firstLine="0"/>
-      </w:pPr>
-      <w:r>
-        <w:t xml:space="preserve">IMPALA </w:t>
-      </w:r>
-    </w:p>
-    <w:p>
-      <w:pPr>
-        <w:numPr>
-          <w:ilvl w:val="0"/>
-          <w:numId w:val="16"/>
-        </w:numPr>
-        <w:spacing w:after="0" w:line="240" w:lineRule="auto"/>
-        <w:ind w:left="0" w:firstLine="0"/>
-      </w:pPr>
-      <w:r>
-        <w:t xml:space="preserve">APEX </w:t>
-      </w:r>
-    </w:p>
-    <w:p>
-      <w:pPr>
-        <w:numPr>
-          <w:ilvl w:val="0"/>
-          <w:numId w:val="16"/>
-        </w:numPr>
-        <w:spacing w:after="0" w:line="240" w:lineRule="auto"/>
-        <w:ind w:left="0" w:firstLine="0"/>
-      </w:pPr>
-      <w:r>
-        <w:t xml:space="preserve">MARWIL </w:t>
-      </w:r>
-    </w:p>
-    <w:p>
-      <w:pPr>
-        <w:numPr>
-          <w:ilvl w:val="0"/>
-          <w:numId w:val="16"/>
-        </w:numPr>
-        <w:spacing w:after="0" w:line="240" w:lineRule="auto"/>
-        <w:ind w:left="0" w:firstLine="0"/>
-      </w:pPr>
-      <w:r>
-        <w:t xml:space="preserve">Dreamer </w:t>
-      </w:r>
-    </w:p>
-    <w:p>
-      <w:pPr>
-        <w:numPr>
-          <w:ilvl w:val="0"/>
-          <w:numId w:val="16"/>
-        </w:numPr>
-        <w:spacing w:after="0" w:line="240" w:lineRule="auto"/>
-        <w:ind w:left="0" w:firstLine="0"/>
-      </w:pPr>
-      <w:r>
-        <w:t xml:space="preserve">BC </w:t>
-      </w:r>
-    </w:p>
-    <w:p>
-      <w:pPr>
-        <w:numPr>
-          <w:ilvl w:val="0"/>
-          <w:numId w:val="16"/>
-        </w:numPr>
-        <w:spacing w:after="0" w:line="240" w:lineRule="auto"/>
-        <w:ind w:left="0" w:firstLine="0"/>
-      </w:pPr>
-      <w:r>
-        <w:t xml:space="preserve">CQL </w:t>
-      </w:r>
-    </w:p>
-    <w:p>
-      <w:pPr>
-        <w:numPr>
-          <w:ilvl w:val="0"/>
-          <w:numId w:val="16"/>
-        </w:numPr>
-        <w:spacing w:after="0" w:line="240" w:lineRule="auto"/>
-        <w:ind w:left="0" w:firstLine="0"/>
-      </w:pPr>
-      <w:r>
-        <w:t xml:space="preserve">AlphaZero variants </w:t>
-      </w:r>
-    </w:p>
-    <w:p>
-      <w:pPr>
-        <w:spacing w:after="0" w:line="240" w:lineRule="auto"/>
-      </w:pPr>
-      <w:r>
-        <w:pict w14:anchorId="3372DCE3">
-          <v:rect id="_x0000_i1522" style="width:0;height:1.5pt" o:hralign="center" o:hrstd="t" o:hr="t" fillcolor="#a0a0a0" stroked="f"/>
-        </w:pict>
-      </w:r>
-    </w:p>
-    <w:p>
-      <w:pPr>
-        <w:spacing w:after="0" w:line="240" w:lineRule="auto"/>
-        <w:rPr>
-          <w:b/>
-          <w:bCs/>
-        </w:rPr>
-      </w:pPr>
-      <w:r>
-        <w:rPr>
-          <w:b/>
-          <w:bCs/>
-        </w:rPr>
-        <w:t>Distributed sampling</w:t>
-      </w:r>
-    </w:p>
-    <w:p>
-      <w:pPr>
-        <w:spacing w:after="0" w:line="240" w:lineRule="auto"/>
-      </w:pPr>
-      <w:proofErr w:type="spellStart"/>
-      <w:r>
-        <w:t>RLlib</w:t>
-      </w:r>
-      <w:proofErr w:type="spellEnd"/>
-      <w:r>
-        <w:t xml:space="preserve"> improved scalability by separating</w:t>
-      </w:r>
-    </w:p>
-    <w:p>
-      <w:pPr>
-        <w:numPr>
-          <w:ilvl w:val="0"/>
-          <w:numId w:val="17"/>
-        </w:numPr>
-        <w:spacing w:after="0" w:line="240" w:lineRule="auto"/>
-        <w:ind w:left="0" w:firstLine="0"/>
-      </w:pPr>
-      <w:r>
-        <w:t xml:space="preserve">rollout workers </w:t>
-      </w:r>
-    </w:p>
-    <w:p>
-      <w:pPr>
-        <w:numPr>
-          <w:ilvl w:val="0"/>
-          <w:numId w:val="17"/>
-        </w:numPr>
-        <w:spacing w:after="0" w:line="240" w:lineRule="auto"/>
-        <w:ind w:left="0" w:firstLine="0"/>
-      </w:pPr>
-      <w:r>
-        <w:t xml:space="preserve">learners </w:t>
-      </w:r>
-    </w:p>
-    <w:p>
-      <w:pPr>
-        <w:numPr>
-          <w:ilvl w:val="0"/>
-          <w:numId w:val="17"/>
-        </w:numPr>
-        <w:spacing w:after="0" w:line="240" w:lineRule="auto"/>
-        <w:ind w:left="0" w:firstLine="0"/>
-      </w:pPr>
-      <w:r>
-        <w:t xml:space="preserve">replay buffers </w:t>
-      </w:r>
-    </w:p>
-    <w:p>
-      <w:pPr>
-        <w:spacing w:after="0" w:line="240" w:lineRule="auto"/>
-      </w:pPr>
-      <w:r>
-        <w:t>making it possible to scale training across many nodes.</w:t>
-      </w:r>
-    </w:p>
-    <w:p>
-      <w:pPr>
-        <w:spacing w:after="0" w:line="240" w:lineRule="auto"/>
-      </w:pPr>
-      <w:r>
-        <w:pict w14:anchorId="5890CD86">
-          <v:rect id="_x0000_i1523" style="width:0;height:1.5pt" o:hralign="center" o:hrstd="t" o:hr="t" fillcolor="#a0a0a0" stroked="f"/>
-        </w:pict>
-      </w:r>
-    </w:p>
-    <w:p>
-      <w:pPr>
-        <w:spacing w:after="0" w:line="240" w:lineRule="auto"/>
-        <w:rPr>
-          <w:b/>
-          <w:bCs/>
-        </w:rPr>
-      </w:pPr>
-      <w:r>
-        <w:rPr>
-          <w:b/>
-          <w:bCs/>
-        </w:rPr>
-        <w:t>Gymnasium support</w:t>
-      </w:r>
-    </w:p>
-    <w:p>
-      <w:pPr>
-        <w:spacing w:after="0" w:line="240" w:lineRule="auto"/>
-      </w:pPr>
-      <w:r>
-        <w:t>Migrated from legacy Gym to Gymnasium APIs.</w:t>
-      </w:r>
-    </w:p>
-    <w:p>
-      <w:pPr>
-        <w:spacing w:after="0" w:line="240" w:lineRule="auto"/>
-      </w:pPr>
-      <w:r>
-        <w:pict w14:anchorId="46297E72">
-          <v:rect id="_x0000_i1524" style="width:0;height:1.5pt" o:hralign="center" o:hrstd="t" o:hr="t" fillcolor="#a0a0a0" stroked="f"/>
-        </w:pict>
-      </w:r>
-    </w:p>
-    <w:p>
-      <w:pPr>
-        <w:spacing w:after="0" w:line="240" w:lineRule="auto"/>
-        <w:rPr>
-          <w:b/>
-          <w:bCs/>
-        </w:rPr>
-      </w:pPr>
-      <w:r>
-        <w:rPr>
-          <w:b/>
-          <w:bCs/>
-        </w:rPr>
-        <w:t>Better connectors</w:t>
-      </w:r>
-    </w:p>
-    <w:p>
-      <w:pPr>
-        <w:spacing w:after="0" w:line="240" w:lineRule="auto"/>
-      </w:pPr>
-      <w:r>
-        <w:t>Recent connector architecture simplifies</w:t>
-      </w:r>
-    </w:p>
-    <w:p>
-      <w:pPr>
-        <w:numPr>
-          <w:ilvl w:val="0"/>
-          <w:numId w:val="18"/>
-        </w:numPr>
-        <w:spacing w:after="0" w:line="240" w:lineRule="auto"/>
-        <w:ind w:left="0" w:firstLine="0"/>
-      </w:pPr>
-      <w:r>
-        <w:t xml:space="preserve">preprocessing </w:t>
-      </w:r>
-    </w:p>
-    <w:p>
-      <w:pPr>
-        <w:numPr>
-          <w:ilvl w:val="0"/>
-          <w:numId w:val="18"/>
-        </w:numPr>
-        <w:spacing w:after="0" w:line="240" w:lineRule="auto"/>
-        <w:ind w:left="0" w:firstLine="0"/>
-      </w:pPr>
-      <w:r>
-        <w:t xml:space="preserve">observation transforms </w:t>
-      </w:r>
-    </w:p>
-    <w:p>
-      <w:pPr>
-        <w:numPr>
-          <w:ilvl w:val="0"/>
-          <w:numId w:val="18"/>
-        </w:numPr>
-        <w:spacing w:after="0" w:line="240" w:lineRule="auto"/>
-        <w:ind w:left="0" w:firstLine="0"/>
-      </w:pPr>
-      <w:r>
-        <w:t xml:space="preserve">action transforms </w:t>
-      </w:r>
-    </w:p>
-    <w:p>
-      <w:pPr>
-        <w:numPr>
-          <w:ilvl w:val="0"/>
-          <w:numId w:val="18"/>
-        </w:numPr>
-        <w:spacing w:after="0" w:line="240" w:lineRule="auto"/>
-        <w:ind w:left="0" w:firstLine="0"/>
-      </w:pPr>
-      <w:r>
-        <w:t xml:space="preserve">policy pipelines </w:t>
-      </w:r>
-    </w:p>
-    <w:p>
-      <w:pPr>
-        <w:spacing w:after="0" w:line="240" w:lineRule="auto"/>
-      </w:pPr>
-      <w:r>
-        <w:pict w14:anchorId="40E4C36A">
-          <v:rect id="_x0000_i1525" style="width:0;height:1.5pt" o:hralign="center" o:hrstd="t" o:hr="t" fillcolor="#a0a0a0" stroked="f"/>
-        </w:pict>
-      </w:r>
-    </w:p>
-    <w:p>
-      <w:pPr>
-        <w:spacing w:after="0" w:line="240" w:lineRule="auto"/>
-        <w:rPr>
-          <w:b/>
-          <w:bCs/>
-        </w:rPr>
-      </w:pPr>
-      <w:r>
-        <w:rPr>
-          <w:b/>
-          <w:bCs/>
-        </w:rPr>
-        <w:t>Ray Serve evolution</w:t>
-      </w:r>
-    </w:p>
-    <w:p>
-      <w:pPr>
-        <w:spacing w:after="0" w:line="240" w:lineRule="auto"/>
-      </w:pPr>
-      <w:r>
-        <w:lastRenderedPageBreak/>
-        <w:t>Originally</w:t>
-      </w:r>
-    </w:p>
-    <w:p>
-      <w:pPr>
-        <w:spacing w:after="0" w:line="240" w:lineRule="auto"/>
-      </w:pPr>
-      <w:r>
-        <w:t>simple model serving</w:t>
-      </w:r>
-    </w:p>
-    <w:p>
-      <w:pPr>
-        <w:spacing w:after="0" w:line="240" w:lineRule="auto"/>
-      </w:pPr>
-      <w:r>
-        <w:t>Now supports</w:t>
+      <w:r>
+        <w:t xml:space="preserve"> integration </w:t>
       </w:r>
     </w:p>
     <w:p>
@@ -2667,7 +2721,7 @@
         <w:ind w:left="0" w:firstLine="0"/>
       </w:pPr>
       <w:r>
-        <w:t xml:space="preserve">multi-model serving </w:t>
+        <w:t xml:space="preserve">DAG deployments </w:t>
       </w:r>
     </w:p>
     <w:p>
@@ -2679,13 +2733,8 @@
         <w:spacing w:after="0" w:line="240" w:lineRule="auto"/>
         <w:ind w:left="0" w:firstLine="0"/>
       </w:pPr>
-      <w:proofErr w:type="spellStart"/>
-      <w:r>
-        <w:t>FastAPI</w:t>
-      </w:r>
-      <w:proofErr w:type="spellEnd"/>
-      <w:r>
-        <w:t xml:space="preserve"> integration </w:t>
+      <w:r>
+        <w:t xml:space="preserve">canary deployment </w:t>
       </w:r>
     </w:p>
     <w:p>
@@ -2698,7 +2747,7 @@
         <w:ind w:left="0" w:firstLine="0"/>
       </w:pPr>
       <w:r>
-        <w:t xml:space="preserve">DAG deployments </w:t>
+        <w:t xml:space="preserve">rolling updates </w:t>
       </w:r>
     </w:p>
     <w:p>
@@ -2711,7 +2760,7 @@
         <w:ind w:left="0" w:firstLine="0"/>
       </w:pPr>
       <w:r>
-        <w:t xml:space="preserve">canary deployment </w:t>
+        <w:t xml:space="preserve">GPU serving </w:t>
       </w:r>
     </w:p>
     <w:p>
@@ -2724,7 +2773,7 @@
         <w:ind w:left="0" w:firstLine="0"/>
       </w:pPr>
       <w:r>
-        <w:t xml:space="preserve">rolling updates </w:t>
+        <w:t xml:space="preserve">LLM serving </w:t>
       </w:r>
     </w:p>
     <w:p>
@@ -2737,32 +2786,6 @@
         <w:ind w:left="0" w:firstLine="0"/>
       </w:pPr>
       <w:r>
-        <w:t xml:space="preserve">GPU serving </w:t>
-      </w:r>
-    </w:p>
-    <w:p>
-      <w:pPr>
-        <w:numPr>
-          <w:ilvl w:val="0"/>
-          <w:numId w:val="19"/>
-        </w:numPr>
-        <w:spacing w:after="0" w:line="240" w:lineRule="auto"/>
-        <w:ind w:left="0" w:firstLine="0"/>
-      </w:pPr>
-      <w:r>
-        <w:t xml:space="preserve">LLM serving </w:t>
-      </w:r>
-    </w:p>
-    <w:p>
-      <w:pPr>
-        <w:numPr>
-          <w:ilvl w:val="0"/>
-          <w:numId w:val="19"/>
-        </w:numPr>
-        <w:spacing w:after="0" w:line="240" w:lineRule="auto"/>
-        <w:ind w:left="0" w:firstLine="0"/>
-      </w:pPr>
-      <w:r>
         <w:t xml:space="preserve">autoscaling </w:t>
       </w:r>
     </w:p>
@@ -2790,7 +2813,7 @@
       </w:pPr>
       <w:r>
         <w:pict w14:anchorId="232997D8">
-          <v:rect id="_x0000_i1526" style="width:0;height:1.5pt" o:hralign="center" o:hrstd="t" o:hr="t" fillcolor="#a0a0a0" stroked="f"/>
+          <v:rect id="_x0000_i1046" style="width:0;height:1.5pt" o:hralign="center" o:hrstd="t" o:hr="t" fillcolor="#a0a0a0" stroked="f"/>
         </w:pict>
       </w:r>
     </w:p>
@@ -3212,7 +3235,7 @@
       </w:pPr>
       <w:r>
         <w:pict w14:anchorId="0DB3073F">
-          <v:rect id="_x0000_i1527" style="width:0;height:1.5pt" o:hralign="center" o:hrstd="t" o:hr="t" fillcolor="#a0a0a0" stroked="f"/>
+          <v:rect id="_x0000_i1047" style="width:0;height:1.5pt" o:hralign="center" o:hrstd="t" o:hr="t" fillcolor="#a0a0a0" stroked="f"/>
         </w:pict>
       </w:r>
     </w:p>
@@ -3368,7 +3391,7 @@
       </w:pPr>
       <w:r>
         <w:pict w14:anchorId="2829C432">
-          <v:rect id="_x0000_i1528" style="width:0;height:1.5pt" o:hralign="center" o:hrstd="t" o:hr="t" fillcolor="#a0a0a0" stroked="f"/>
+          <v:rect id="_x0000_i1048" style="width:0;height:1.5pt" o:hralign="center" o:hrstd="t" o:hr="t" fillcolor="#a0a0a0" stroked="f"/>
         </w:pict>
       </w:r>
     </w:p>
@@ -3487,6 +3510,7 @@
         <w:ind w:left="0" w:firstLine="0"/>
       </w:pPr>
       <w:r>
+        <w:lastRenderedPageBreak/>
         <w:t xml:space="preserve">ongoing development via nightly wheels before a stable 3.0 release </w:t>
       </w:r>
     </w:p>
@@ -3503,7 +3527,6 @@
           <w:b/>
           <w:bCs/>
         </w:rPr>
-        <w:lastRenderedPageBreak/>
         <w:t>Feature growth by subsystem</w:t>
       </w:r>
     </w:p>
@@ -4425,7 +4448,7 @@
       </w:pPr>
       <w:r>
         <w:pict w14:anchorId="65587081">
-          <v:rect id="_x0000_i1529" style="width:0;height:1.5pt" o:hralign="center" o:hrstd="t" o:hr="t" fillcolor="#a0a0a0" stroked="f"/>
+          <v:rect id="_x0000_i1049" style="width:0;height:1.5pt" o:hralign="center" o:hrstd="t" o:hr="t" fillcolor="#a0a0a0" stroked="f"/>
         </w:pict>
       </w:r>
     </w:p>
@@ -4500,6 +4523,7 @@
         <w:ind w:left="0" w:firstLine="0"/>
       </w:pPr>
       <w:r>
+        <w:lastRenderedPageBreak/>
         <w:t xml:space="preserve">GPU shuffle </w:t>
       </w:r>
     </w:p>
@@ -4513,7 +4537,6 @@
         <w:ind w:left="0" w:firstLine="0"/>
       </w:pPr>
       <w:r>
-        <w:lastRenderedPageBreak/>
         <w:t xml:space="preserve">Kafka </w:t>
       </w:r>
       <w:proofErr w:type="spellStart"/>
@@ -4565,7 +4588,7 @@
       </w:pPr>
       <w:r>
         <w:pict w14:anchorId="0CE0E380">
-          <v:rect id="_x0000_i1530" style="width:0;height:1.5pt" o:hralign="center" o:hrstd="t" o:hr="t" fillcolor="#a0a0a0" stroked="f"/>
+          <v:rect id="_x0000_i1050" style="width:0;height:1.5pt" o:hralign="center" o:hrstd="t" o:hr="t" fillcolor="#a0a0a0" stroked="f"/>
         </w:pict>
       </w:r>
     </w:p>
@@ -4687,7 +4710,7 @@
       </w:pPr>
       <w:r>
         <w:pict w14:anchorId="2A8468CA">
-          <v:rect id="_x0000_i1531" style="width:0;height:1.5pt" o:hralign="center" o:hrstd="t" o:hr="t" fillcolor="#a0a0a0" stroked="f"/>
+          <v:rect id="_x0000_i1051" style="width:0;height:1.5pt" o:hralign="center" o:hrstd="t" o:hr="t" fillcolor="#a0a0a0" stroked="f"/>
         </w:pict>
       </w:r>
     </w:p>
@@ -4780,7 +4803,7 @@
       </w:pPr>
       <w:r>
         <w:pict w14:anchorId="34B4C535">
-          <v:rect id="_x0000_i1532" style="width:0;height:1.5pt" o:hralign="center" o:hrstd="t" o:hr="t" fillcolor="#a0a0a0" stroked="f"/>
+          <v:rect id="_x0000_i1052" style="width:0;height:1.5pt" o:hralign="center" o:hrstd="t" o:hr="t" fillcolor="#a0a0a0" stroked="f"/>
         </w:pict>
       </w:r>
     </w:p>
@@ -4866,7 +4889,7 @@
       </w:pPr>
       <w:r>
         <w:pict w14:anchorId="15FE4219">
-          <v:rect id="_x0000_i1533" style="width:0;height:1.5pt" o:hralign="center" o:hrstd="t" o:hr="t" fillcolor="#a0a0a0" stroked="f"/>
+          <v:rect id="_x0000_i1053" style="width:0;height:1.5pt" o:hralign="center" o:hrstd="t" o:hr="t" fillcolor="#a0a0a0" stroked="f"/>
         </w:pict>
       </w:r>
     </w:p>
@@ -4978,7 +5001,7 @@
       </w:pPr>
       <w:r>
         <w:pict w14:anchorId="563A6344">
-          <v:rect id="_x0000_i1534" style="width:0;height:1.5pt" o:hralign="center" o:hrstd="t" o:hr="t" fillcolor="#a0a0a0" stroked="f"/>
+          <v:rect id="_x0000_i1054" style="width:0;height:1.5pt" o:hralign="center" o:hrstd="t" o:hr="t" fillcolor="#a0a0a0" stroked="f"/>
         </w:pict>
       </w:r>
     </w:p>
@@ -5154,6 +5177,7 @@
         <w:spacing w:after="0" w:line="240" w:lineRule="auto"/>
       </w:pPr>
       <w:r>
+        <w:lastRenderedPageBreak/>
         <w:t>or</w:t>
       </w:r>
     </w:p>
@@ -5162,7 +5186,6 @@
         <w:spacing w:after="0" w:line="240" w:lineRule="auto"/>
       </w:pPr>
       <w:r>
-        <w:lastRenderedPageBreak/>
         <w:t>pip install -U "ray[</w:t>
       </w:r>
       <w:proofErr w:type="spellStart"/>
@@ -5180,7 +5203,7 @@
       </w:pPr>
       <w:r>
         <w:pict w14:anchorId="18FF0BA9">
-          <v:rect id="_x0000_i1535" style="width:0;height:1.5pt" o:hralign="center" o:hrstd="t" o:hr="t" fillcolor="#a0a0a0" stroked="f"/>
+          <v:rect id="_x0000_i1055" style="width:0;height:1.5pt" o:hralign="center" o:hrstd="t" o:hr="t" fillcolor="#a0a0a0" stroked="f"/>
         </w:pict>
       </w:r>
     </w:p>
@@ -5312,7 +5335,7 @@
       </w:pPr>
       <w:r>
         <w:pict w14:anchorId="0B6F11B6">
-          <v:rect id="_x0000_i1536" style="width:0;height:1.5pt" o:hralign="center" o:hrstd="t" o:hr="t" fillcolor="#a0a0a0" stroked="f"/>
+          <v:rect id="_x0000_i1056" style="width:0;height:1.5pt" o:hralign="center" o:hrstd="t" o:hr="t" fillcolor="#a0a0a0" stroked="f"/>
         </w:pict>
       </w:r>
     </w:p>
@@ -5530,6 +5553,7 @@
       <w:r>
         <w:rPr>
           <w:rStyle w:val="Hyperlink"/>
+          <w:noProof/>
         </w:rPr>
         <w:drawing>
           <wp:inline distT="0" distB="0" distL="0" distR="0" wp14:anchorId="2C5CE081" wp14:editId="5C0F77AC">
@@ -5957,6 +5981,7 @@
       <w:r>
         <w:rPr>
           <w:rStyle w:val="Hyperlink"/>
+          <w:noProof/>
         </w:rPr>
         <w:drawing>
           <wp:inline distT="0" distB="0" distL="0" distR="0" wp14:anchorId="021D8DBB" wp14:editId="2F18D036">
@@ -6165,6 +6190,7 @@
       <w:r>
         <w:rPr>
           <w:rStyle w:val="Hyperlink"/>
+          <w:noProof/>
         </w:rPr>
         <w:drawing>
           <wp:inline distT="0" distB="0" distL="0" distR="0" wp14:anchorId="42D302BE" wp14:editId="4785B54D">
@@ -6414,6 +6440,7 @@
       <w:r>
         <w:rPr>
           <w:rStyle w:val="Hyperlink"/>
+          <w:noProof/>
         </w:rPr>
         <w:drawing>
           <wp:inline distT="0" distB="0" distL="0" distR="0" wp14:anchorId="341D1BA0" wp14:editId="7C5F6E1C">
@@ -6635,6 +6662,7 @@
       <w:r>
         <w:rPr>
           <w:rStyle w:val="Hyperlink"/>
+          <w:noProof/>
         </w:rPr>
         <w:drawing>
           <wp:inline distT="0" distB="0" distL="0" distR="0" wp14:anchorId="5BB9A97B" wp14:editId="4737C1DB">
@@ -7036,6 +7064,7 @@
       <w:r>
         <w:rPr>
           <w:rStyle w:val="Hyperlink"/>
+          <w:noProof/>
         </w:rPr>
         <w:drawing>
           <wp:inline distT="0" distB="0" distL="0" distR="0" wp14:anchorId="7CA7C426" wp14:editId="7BA699F2">
@@ -7194,6 +7223,7 @@
       <w:r>
         <w:rPr>
           <w:rStyle w:val="Hyperlink"/>
+          <w:noProof/>
         </w:rPr>
         <w:drawing>
           <wp:inline distT="0" distB="0" distL="0" distR="0" wp14:anchorId="4B1CD84B" wp14:editId="265A3F70">
